--- a/AaronHaze_TDD_1.docx
+++ b/AaronHaze_TDD_1.docx
@@ -53,477 +53,1100 @@
           <w:b/>
           <w:bCs/>
         </w:rPr>
-        <w:t>Programming Exercise 1 — Cinema Ticket Pre</w:t>
-      </w:r>
-      <w:r>
-        <w:rPr>
-          <w:b/>
-          <w:bCs/>
-        </w:rPr>
+        <w:t>Programming Exercise 2 – Spam Filter</w:t>
+      </w:r>
+    </w:p>
+    <w:p>
+      <w:pPr>
+        <w:rPr>
+          <w:b/>
+          <w:bCs/>
+        </w:rPr>
+      </w:pPr>
+      <w:r>
+        <w:rPr>
+          <w:b/>
+          <w:bCs/>
+        </w:rPr>
+        <w:t>Program Description</w:t>
+      </w:r>
+    </w:p>
+    <w:p>
+      <w:r>
+        <w:t>This program analyzes an email message entered by the user and determines whether the message is likely to be spam. It scans the message for 30 known spam</w:t>
+      </w:r>
+      <w:r>
         <w:noBreakHyphen/>
-        <w:t>Sale</w:t>
-      </w:r>
-      <w:r>
-        <w:t xml:space="preserve"> </w:t>
-      </w:r>
-    </w:p>
-    <w:p>
-      <w:pPr>
-        <w:rPr>
-          <w:b/>
-          <w:bCs/>
-        </w:rPr>
-      </w:pPr>
-      <w:r>
-        <w:rPr>
-          <w:b/>
-          <w:bCs/>
-        </w:rPr>
-        <w:t>1. Program Description</w:t>
-      </w:r>
-    </w:p>
-    <w:p>
-      <w:r>
-        <w:t>This program simulates the pre</w:t>
-      </w:r>
-      <w:r>
-        <w:noBreakHyphen/>
-        <w:t xml:space="preserve">sale of cinema tickets. A total of 20 tickets </w:t>
-      </w:r>
-      <w:r>
-        <w:t>is</w:t>
-      </w:r>
-      <w:r>
-        <w:t xml:space="preserve"> available, and each buyer may purchase between 1 and 4 tickets. The program repeatedly prompts the user for the number of tickets they want, validates the request, updates the remaining ticket count, and continues until all tickets are sold. Once all tickets are gone, the program displays the total number of buyers.</w:t>
-      </w:r>
-    </w:p>
-    <w:p>
-      <w:pPr>
-        <w:rPr>
-          <w:b/>
-          <w:bCs/>
-        </w:rPr>
-      </w:pPr>
-      <w:r>
-        <w:rPr>
-          <w:b/>
-          <w:bCs/>
-        </w:rPr>
-        <w:t>2. Function Documentation</w:t>
-      </w:r>
-    </w:p>
-    <w:p>
-      <w:pPr>
-        <w:rPr>
-          <w:b/>
-          <w:bCs/>
-        </w:rPr>
-      </w:pPr>
-      <w:r>
-        <w:rPr>
-          <w:b/>
-          <w:bCs/>
-        </w:rPr>
-        <w:t>Function Name: get_ticket_request()</w:t>
-      </w:r>
-    </w:p>
-    <w:p>
-      <w:r>
-        <w:rPr>
-          <w:b/>
-          <w:bCs/>
-        </w:rPr>
-        <w:t>Description:</w:t>
-      </w:r>
-      <w:r>
-        <w:t xml:space="preserve"> Prompts the user for the number of tickets they want and ensures the input is valid (1–4). Repeats until a valid number is entered.</w:t>
-      </w:r>
-    </w:p>
-    <w:p>
-      <w:r>
-        <w:rPr>
-          <w:b/>
-          <w:bCs/>
-        </w:rPr>
-        <w:t>Parameters:</w:t>
+        <w:t>related keywords and phrases, counts how many appear, calculates a spam score, and classifies the likelihood of spam as No, Low, Medium, High, or Extreme. The program uses multiple functions, text normalization, and regular expressions to ensure accurate keyword detection.</w:t>
+      </w:r>
+    </w:p>
+    <w:p>
+      <w:pPr>
+        <w:rPr>
+          <w:b/>
+          <w:bCs/>
+        </w:rPr>
+      </w:pPr>
+      <w:r>
+        <w:rPr>
+          <w:b/>
+          <w:bCs/>
+        </w:rPr>
+        <w:t>FUNCTION DESIGNS</w:t>
+      </w:r>
+    </w:p>
+    <w:p>
+      <w:pPr>
+        <w:rPr>
+          <w:b/>
+          <w:bCs/>
+        </w:rPr>
+      </w:pPr>
+      <w:r>
+        <w:rPr>
+          <w:b/>
+          <w:bCs/>
+        </w:rPr>
+        <w:t>1. Function Name: normalize(text)</w:t>
+      </w:r>
+    </w:p>
+    <w:p>
+      <w:pPr>
+        <w:rPr>
+          <w:b/>
+          <w:bCs/>
+        </w:rPr>
+      </w:pPr>
+      <w:r>
+        <w:rPr>
+          <w:b/>
+          <w:bCs/>
+        </w:rPr>
+        <w:t>Purpose / Description</w:t>
+      </w:r>
+    </w:p>
+    <w:p>
+      <w:r>
+        <w:t>Prepares text for accurate keyword matching by converting it to a consistent, searchable format. Removes punctuation, normalizes hyphens, lowercases everything, and collapses extra spaces.</w:t>
+      </w:r>
+    </w:p>
+    <w:p>
+      <w:pPr>
+        <w:rPr>
+          <w:b/>
+          <w:bCs/>
+        </w:rPr>
+      </w:pPr>
+      <w:r>
+        <w:rPr>
+          <w:b/>
+          <w:bCs/>
+        </w:rPr>
+        <w:t>Parameters</w:t>
       </w:r>
     </w:p>
     <w:p>
       <w:pPr>
         <w:numPr>
           <w:ilvl w:val="0"/>
-          <w:numId w:val="9"/>
+          <w:numId w:val="17"/>
         </w:numPr>
       </w:pPr>
       <w:r>
-        <w:t>None</w:t>
-      </w:r>
-    </w:p>
-    <w:p>
-      <w:r>
-        <w:rPr>
-          <w:b/>
-          <w:bCs/>
-        </w:rPr>
-        <w:t>Variables Used:</w:t>
+        <w:t>text — the raw string to be cleaned.</w:t>
+      </w:r>
+    </w:p>
+    <w:p>
+      <w:pPr>
+        <w:rPr>
+          <w:b/>
+          <w:bCs/>
+        </w:rPr>
+      </w:pPr>
+      <w:r>
+        <w:rPr>
+          <w:b/>
+          <w:bCs/>
+        </w:rPr>
+        <w:t>Variables Used</w:t>
       </w:r>
     </w:p>
     <w:p>
       <w:pPr>
         <w:numPr>
           <w:ilvl w:val="0"/>
-          <w:numId w:val="10"/>
+          <w:numId w:val="18"/>
         </w:numPr>
       </w:pPr>
       <w:r>
-        <w:t>num (int): stores the user’s requested number of tickets</w:t>
-      </w:r>
-    </w:p>
-    <w:p>
-      <w:r>
-        <w:rPr>
-          <w:b/>
-          <w:bCs/>
-        </w:rPr>
-        <w:t>Logical Steps:</w:t>
+        <w:t>text — progressively cleaned version of the input.</w:t>
+      </w:r>
+    </w:p>
+    <w:p>
+      <w:pPr>
+        <w:rPr>
+          <w:b/>
+          <w:bCs/>
+        </w:rPr>
+      </w:pPr>
+      <w:r>
+        <w:rPr>
+          <w:b/>
+          <w:bCs/>
+        </w:rPr>
+        <w:t>Logical Steps</w:t>
       </w:r>
     </w:p>
     <w:p>
       <w:pPr>
         <w:numPr>
           <w:ilvl w:val="0"/>
-          <w:numId w:val="11"/>
+          <w:numId w:val="19"/>
         </w:numPr>
       </w:pPr>
       <w:r>
-        <w:t>Prompt the user for the number of tickets they want</w:t>
+        <w:t>Convert the text to lowercase.</w:t>
       </w:r>
     </w:p>
     <w:p>
       <w:pPr>
         <w:numPr>
           <w:ilvl w:val="0"/>
-          <w:numId w:val="11"/>
+          <w:numId w:val="19"/>
         </w:numPr>
       </w:pPr>
       <w:r>
-        <w:t>Convert the input to an integer</w:t>
+        <w:t>Replace hyphens with spaces.</w:t>
       </w:r>
     </w:p>
     <w:p>
       <w:pPr>
         <w:numPr>
           <w:ilvl w:val="0"/>
-          <w:numId w:val="11"/>
+          <w:numId w:val="19"/>
         </w:numPr>
       </w:pPr>
       <w:r>
-        <w:t>Validate that the number is between 1 and 4</w:t>
+        <w:t>Remove punctuation characters.</w:t>
       </w:r>
     </w:p>
     <w:p>
       <w:pPr>
         <w:numPr>
           <w:ilvl w:val="0"/>
-          <w:numId w:val="11"/>
+          <w:numId w:val="19"/>
         </w:numPr>
       </w:pPr>
       <w:r>
-        <w:t>If invalid, display an error message and re</w:t>
-      </w:r>
-      <w:r>
-        <w:noBreakHyphen/>
-        <w:t>prompt</w:t>
+        <w:t>Collapse multiple spaces into a single space.</w:t>
       </w:r>
     </w:p>
     <w:p>
       <w:pPr>
         <w:numPr>
           <w:ilvl w:val="0"/>
-          <w:numId w:val="11"/>
+          <w:numId w:val="19"/>
         </w:numPr>
       </w:pPr>
       <w:r>
-        <w:t>Return the valid number</w:t>
-      </w:r>
-    </w:p>
-    <w:p>
-      <w:r>
-        <w:rPr>
-          <w:b/>
-          <w:bCs/>
-        </w:rPr>
-        <w:t>Return Value:</w:t>
+        <w:t>Return the cleaned text.</w:t>
+      </w:r>
+    </w:p>
+    <w:p>
+      <w:pPr>
+        <w:rPr>
+          <w:b/>
+          <w:bCs/>
+        </w:rPr>
+      </w:pPr>
+    </w:p>
+    <w:p>
+      <w:pPr>
+        <w:rPr>
+          <w:b/>
+          <w:bCs/>
+        </w:rPr>
+      </w:pPr>
+      <w:r>
+        <w:rPr>
+          <w:b/>
+          <w:bCs/>
+        </w:rPr>
+        <w:lastRenderedPageBreak/>
+        <w:t>Return Value</w:t>
       </w:r>
     </w:p>
     <w:p>
       <w:pPr>
         <w:numPr>
           <w:ilvl w:val="0"/>
-          <w:numId w:val="12"/>
+          <w:numId w:val="20"/>
         </w:numPr>
       </w:pPr>
       <w:r>
-        <w:t>int: the number of tickets requested</w:t>
-      </w:r>
-    </w:p>
-    <w:p>
-      <w:pPr>
-        <w:rPr>
-          <w:b/>
-          <w:bCs/>
-        </w:rPr>
-      </w:pPr>
-      <w:r>
-        <w:rPr>
-          <w:b/>
-          <w:bCs/>
-        </w:rPr>
-        <w:t>Function Name: sell_tickets()</w:t>
-      </w:r>
-    </w:p>
-    <w:p>
-      <w:r>
-        <w:rPr>
-          <w:b/>
-          <w:bCs/>
-        </w:rPr>
-        <w:lastRenderedPageBreak/>
-        <w:t>Description:</w:t>
-      </w:r>
-      <w:r>
-        <w:t xml:space="preserve"> Controls the main ticket</w:t>
-      </w:r>
-      <w:r>
-        <w:noBreakHyphen/>
-        <w:t>selling loop. Tracks remaining tickets and counts total buyers until all 20 tickets are sold.</w:t>
-      </w:r>
-    </w:p>
-    <w:p>
-      <w:r>
-        <w:rPr>
-          <w:b/>
-          <w:bCs/>
-        </w:rPr>
-        <w:t>Parameters:</w:t>
+        <w:t>A normalized string ready for keyword matching.</w:t>
+      </w:r>
+    </w:p>
+    <w:p>
+      <w:pPr>
+        <w:rPr>
+          <w:b/>
+          <w:bCs/>
+        </w:rPr>
+      </w:pPr>
+      <w:r>
+        <w:rPr>
+          <w:b/>
+          <w:bCs/>
+        </w:rPr>
+        <w:t xml:space="preserve">2. Function Name: </w:t>
+      </w:r>
+      <w:proofErr w:type="spellStart"/>
+      <w:r>
+        <w:rPr>
+          <w:b/>
+          <w:bCs/>
+        </w:rPr>
+        <w:t>analyze_</w:t>
+      </w:r>
+      <w:proofErr w:type="gramStart"/>
+      <w:r>
+        <w:rPr>
+          <w:b/>
+          <w:bCs/>
+        </w:rPr>
+        <w:t>message</w:t>
+      </w:r>
+      <w:proofErr w:type="spellEnd"/>
+      <w:r>
+        <w:rPr>
+          <w:b/>
+          <w:bCs/>
+        </w:rPr>
+        <w:t>(</w:t>
+      </w:r>
+      <w:proofErr w:type="gramEnd"/>
+      <w:r>
+        <w:rPr>
+          <w:b/>
+          <w:bCs/>
+        </w:rPr>
+        <w:t>message, keywords)</w:t>
+      </w:r>
+    </w:p>
+    <w:p>
+      <w:pPr>
+        <w:rPr>
+          <w:b/>
+          <w:bCs/>
+        </w:rPr>
+      </w:pPr>
+      <w:r>
+        <w:rPr>
+          <w:b/>
+          <w:bCs/>
+        </w:rPr>
+        <w:t>Purpose / Description</w:t>
+      </w:r>
+    </w:p>
+    <w:p>
+      <w:r>
+        <w:t>Scans the user’s email message for spam keywords and counts how many times each appears.</w:t>
+      </w:r>
+    </w:p>
+    <w:p>
+      <w:pPr>
+        <w:rPr>
+          <w:b/>
+          <w:bCs/>
+        </w:rPr>
+      </w:pPr>
+      <w:r>
+        <w:rPr>
+          <w:b/>
+          <w:bCs/>
+        </w:rPr>
+        <w:t>Parameters</w:t>
       </w:r>
     </w:p>
     <w:p>
       <w:pPr>
         <w:numPr>
           <w:ilvl w:val="0"/>
-          <w:numId w:val="13"/>
+          <w:numId w:val="21"/>
         </w:numPr>
       </w:pPr>
       <w:r>
-        <w:t>None</w:t>
-      </w:r>
-    </w:p>
-    <w:p>
-      <w:r>
-        <w:rPr>
-          <w:b/>
-          <w:bCs/>
-        </w:rPr>
-        <w:t>Variables Used:</w:t>
+        <w:t>message — the user</w:t>
+      </w:r>
+      <w:r>
+        <w:noBreakHyphen/>
+        <w:t>entered email text.</w:t>
       </w:r>
     </w:p>
     <w:p>
       <w:pPr>
         <w:numPr>
           <w:ilvl w:val="0"/>
-          <w:numId w:val="14"/>
+          <w:numId w:val="21"/>
         </w:numPr>
       </w:pPr>
       <w:r>
-        <w:t>remaining (int): number of tickets left (starts at 20)</w:t>
+        <w:t>keywords — the list of 30 spam keywords/phrases.</w:t>
+      </w:r>
+    </w:p>
+    <w:p>
+      <w:pPr>
+        <w:rPr>
+          <w:b/>
+          <w:bCs/>
+        </w:rPr>
+      </w:pPr>
+      <w:r>
+        <w:rPr>
+          <w:b/>
+          <w:bCs/>
+        </w:rPr>
+        <w:t>Variables Used</w:t>
       </w:r>
     </w:p>
     <w:p>
       <w:pPr>
         <w:numPr>
           <w:ilvl w:val="0"/>
-          <w:numId w:val="14"/>
+          <w:numId w:val="22"/>
         </w:numPr>
       </w:pPr>
       <w:r>
-        <w:t>buyers (int): accumulator counting total buyers</w:t>
+        <w:t>clean — normalized version of the message.</w:t>
       </w:r>
     </w:p>
     <w:p>
       <w:pPr>
         <w:numPr>
           <w:ilvl w:val="0"/>
-          <w:numId w:val="14"/>
+          <w:numId w:val="22"/>
         </w:numPr>
       </w:pPr>
       <w:r>
-        <w:t>request (int): number of tickets requested by the current buyer</w:t>
-      </w:r>
-    </w:p>
-    <w:p>
-      <w:r>
-        <w:rPr>
-          <w:b/>
-          <w:bCs/>
-        </w:rPr>
-        <w:t>Logical Steps:</w:t>
+        <w:t>score — total number of keyword matches.</w:t>
       </w:r>
     </w:p>
     <w:p>
       <w:pPr>
         <w:numPr>
           <w:ilvl w:val="0"/>
-          <w:numId w:val="15"/>
+          <w:numId w:val="22"/>
         </w:numPr>
       </w:pPr>
       <w:r>
-        <w:t>Set remaining tickets to 20</w:t>
+        <w:t>triggered — list of keywords that appeared.</w:t>
       </w:r>
     </w:p>
     <w:p>
       <w:pPr>
         <w:numPr>
           <w:ilvl w:val="0"/>
-          <w:numId w:val="15"/>
+          <w:numId w:val="22"/>
         </w:numPr>
       </w:pPr>
       <w:r>
-        <w:t>Set buyer count to 0</w:t>
+        <w:t>kw — each keyword from the list.</w:t>
       </w:r>
     </w:p>
     <w:p>
       <w:pPr>
         <w:numPr>
           <w:ilvl w:val="0"/>
-          <w:numId w:val="15"/>
+          <w:numId w:val="22"/>
         </w:numPr>
       </w:pPr>
-      <w:r>
-        <w:t>While tickets remain:</w:t>
+      <w:proofErr w:type="spellStart"/>
+      <w:r>
+        <w:t>kw_clean</w:t>
+      </w:r>
+      <w:proofErr w:type="spellEnd"/>
+      <w:r>
+        <w:t xml:space="preserve"> — normalized keyword.</w:t>
+      </w:r>
+    </w:p>
+    <w:p>
+      <w:pPr>
+        <w:numPr>
+          <w:ilvl w:val="0"/>
+          <w:numId w:val="22"/>
+        </w:numPr>
+      </w:pPr>
+      <w:r>
+        <w:t>pattern — regex pattern for whole</w:t>
+      </w:r>
+      <w:r>
+        <w:noBreakHyphen/>
+        <w:t>word matching.</w:t>
+      </w:r>
+    </w:p>
+    <w:p>
+      <w:pPr>
+        <w:numPr>
+          <w:ilvl w:val="0"/>
+          <w:numId w:val="22"/>
+        </w:numPr>
+      </w:pPr>
+      <w:r>
+        <w:t>matches — list of all occurrences found.</w:t>
+      </w:r>
+    </w:p>
+    <w:p>
+      <w:pPr>
+        <w:rPr>
+          <w:b/>
+          <w:bCs/>
+        </w:rPr>
+      </w:pPr>
+      <w:r>
+        <w:rPr>
+          <w:b/>
+          <w:bCs/>
+        </w:rPr>
+        <w:t>Logical Steps</w:t>
+      </w:r>
+    </w:p>
+    <w:p>
+      <w:pPr>
+        <w:numPr>
+          <w:ilvl w:val="0"/>
+          <w:numId w:val="23"/>
+        </w:numPr>
+      </w:pPr>
+      <w:r>
+        <w:t xml:space="preserve">Normalize the message using </w:t>
+      </w:r>
+      <w:proofErr w:type="gramStart"/>
+      <w:r>
+        <w:t>normalize(</w:t>
+      </w:r>
+      <w:proofErr w:type="gramEnd"/>
+      <w:r>
+        <w:t>).</w:t>
+      </w:r>
+    </w:p>
+    <w:p>
+      <w:pPr>
+        <w:numPr>
+          <w:ilvl w:val="0"/>
+          <w:numId w:val="23"/>
+        </w:numPr>
+      </w:pPr>
+      <w:r>
+        <w:t>Initialize score and triggered list.</w:t>
+      </w:r>
+    </w:p>
+    <w:p>
+      <w:pPr>
+        <w:numPr>
+          <w:ilvl w:val="0"/>
+          <w:numId w:val="23"/>
+        </w:numPr>
+      </w:pPr>
+      <w:r>
+        <w:t>Loop through each keyword:</w:t>
       </w:r>
     </w:p>
     <w:p>
       <w:pPr>
         <w:numPr>
           <w:ilvl w:val="1"/>
-          <w:numId w:val="15"/>
+          <w:numId w:val="23"/>
         </w:numPr>
       </w:pPr>
       <w:r>
-        <w:t>Display remaining tickets</w:t>
+        <w:t>Normalize the keyword.</w:t>
       </w:r>
     </w:p>
     <w:p>
       <w:pPr>
         <w:numPr>
           <w:ilvl w:val="1"/>
-          <w:numId w:val="15"/>
+          <w:numId w:val="23"/>
         </w:numPr>
       </w:pPr>
       <w:r>
-        <w:t>Call get_ticket_request()</w:t>
+        <w:t>Build a regex pattern that matches whole words or phrases.</w:t>
       </w:r>
     </w:p>
     <w:p>
       <w:pPr>
         <w:numPr>
           <w:ilvl w:val="1"/>
-          <w:numId w:val="15"/>
+          <w:numId w:val="23"/>
         </w:numPr>
       </w:pPr>
       <w:r>
-        <w:t>Validate that the request does not exceed remaining tickets</w:t>
+        <w:t xml:space="preserve">Count matches using </w:t>
+      </w:r>
+      <w:proofErr w:type="spellStart"/>
+      <w:proofErr w:type="gramStart"/>
+      <w:r>
+        <w:t>re.findall</w:t>
+      </w:r>
+      <w:proofErr w:type="spellEnd"/>
+      <w:proofErr w:type="gramEnd"/>
+      <w:r>
+        <w:t>().</w:t>
       </w:r>
     </w:p>
     <w:p>
       <w:pPr>
         <w:numPr>
           <w:ilvl w:val="1"/>
-          <w:numId w:val="15"/>
+          <w:numId w:val="23"/>
         </w:numPr>
       </w:pPr>
       <w:r>
-        <w:t>Subtract the request from remaining</w:t>
-      </w:r>
-    </w:p>
-    <w:p>
-      <w:pPr>
-        <w:numPr>
-          <w:ilvl w:val="1"/>
-          <w:numId w:val="15"/>
-        </w:numPr>
-      </w:pPr>
-      <w:r>
-        <w:t>Increment buyer count</w:t>
+        <w:t xml:space="preserve">If matches exist, add </w:t>
+      </w:r>
+      <w:proofErr w:type="gramStart"/>
+      <w:r>
+        <w:t>to</w:t>
+      </w:r>
+      <w:proofErr w:type="gramEnd"/>
+      <w:r>
+        <w:t xml:space="preserve"> score and record the keyword.</w:t>
       </w:r>
     </w:p>
     <w:p>
       <w:pPr>
         <w:numPr>
           <w:ilvl w:val="0"/>
-          <w:numId w:val="15"/>
+          <w:numId w:val="23"/>
         </w:numPr>
       </w:pPr>
       <w:r>
-        <w:t>When remaining reaches 0, exit loop</w:t>
+        <w:t>Return the total score and triggered keyword list.</w:t>
+      </w:r>
+    </w:p>
+    <w:p>
+      <w:pPr>
+        <w:rPr>
+          <w:b/>
+          <w:bCs/>
+        </w:rPr>
+      </w:pPr>
+      <w:r>
+        <w:rPr>
+          <w:b/>
+          <w:bCs/>
+        </w:rPr>
+        <w:lastRenderedPageBreak/>
+        <w:t>Return Value</w:t>
       </w:r>
     </w:p>
     <w:p>
       <w:pPr>
         <w:numPr>
           <w:ilvl w:val="0"/>
-          <w:numId w:val="15"/>
+          <w:numId w:val="24"/>
         </w:numPr>
       </w:pPr>
       <w:r>
-        <w:t>Display “All tickets sold!”</w:t>
+        <w:t xml:space="preserve">A tuple: (score, </w:t>
+      </w:r>
+      <w:proofErr w:type="spellStart"/>
+      <w:r>
+        <w:t>triggered_keywords_list</w:t>
+      </w:r>
+      <w:proofErr w:type="spellEnd"/>
+      <w:r>
+        <w:t>)</w:t>
+      </w:r>
+    </w:p>
+    <w:p>
+      <w:pPr>
+        <w:rPr>
+          <w:b/>
+          <w:bCs/>
+        </w:rPr>
+      </w:pPr>
+      <w:r>
+        <w:rPr>
+          <w:b/>
+          <w:bCs/>
+        </w:rPr>
+        <w:t xml:space="preserve">3. Function Name: </w:t>
+      </w:r>
+      <w:proofErr w:type="spellStart"/>
+      <w:r>
+        <w:rPr>
+          <w:b/>
+          <w:bCs/>
+        </w:rPr>
+        <w:t>classify_score</w:t>
+      </w:r>
+      <w:proofErr w:type="spellEnd"/>
+      <w:r>
+        <w:rPr>
+          <w:b/>
+          <w:bCs/>
+        </w:rPr>
+        <w:t>(score)</w:t>
+      </w:r>
+    </w:p>
+    <w:p>
+      <w:pPr>
+        <w:rPr>
+          <w:b/>
+          <w:bCs/>
+        </w:rPr>
+      </w:pPr>
+      <w:r>
+        <w:rPr>
+          <w:b/>
+          <w:bCs/>
+        </w:rPr>
+        <w:t>Purpose / Description</w:t>
+      </w:r>
+    </w:p>
+    <w:p>
+      <w:r>
+        <w:t>Converts the numeric spam score into a human</w:t>
+      </w:r>
+      <w:r>
+        <w:noBreakHyphen/>
+        <w:t>readable classification.</w:t>
+      </w:r>
+    </w:p>
+    <w:p>
+      <w:pPr>
+        <w:rPr>
+          <w:b/>
+          <w:bCs/>
+        </w:rPr>
+      </w:pPr>
+      <w:r>
+        <w:rPr>
+          <w:b/>
+          <w:bCs/>
+        </w:rPr>
+        <w:t>Parameters</w:t>
       </w:r>
     </w:p>
     <w:p>
       <w:pPr>
         <w:numPr>
           <w:ilvl w:val="0"/>
-          <w:numId w:val="15"/>
+          <w:numId w:val="25"/>
         </w:numPr>
       </w:pPr>
       <w:r>
-        <w:t>Display total number of buyers</w:t>
-      </w:r>
-    </w:p>
-    <w:p>
-      <w:r>
-        <w:rPr>
-          <w:b/>
-          <w:bCs/>
-        </w:rPr>
-        <w:t>Return Value:</w:t>
+        <w:t>score — total number of keyword matches.</w:t>
+      </w:r>
+    </w:p>
+    <w:p>
+      <w:pPr>
+        <w:rPr>
+          <w:b/>
+          <w:bCs/>
+        </w:rPr>
+      </w:pPr>
+      <w:r>
+        <w:rPr>
+          <w:b/>
+          <w:bCs/>
+        </w:rPr>
+        <w:t>Variables Used</w:t>
+      </w:r>
+    </w:p>
+    <w:p>
+      <w:r>
+        <w:t>None.</w:t>
+      </w:r>
+    </w:p>
+    <w:p>
+      <w:pPr>
+        <w:rPr>
+          <w:b/>
+          <w:bCs/>
+        </w:rPr>
+      </w:pPr>
+      <w:r>
+        <w:rPr>
+          <w:b/>
+          <w:bCs/>
+        </w:rPr>
+        <w:t>Logical Steps</w:t>
       </w:r>
     </w:p>
     <w:p>
       <w:pPr>
         <w:numPr>
           <w:ilvl w:val="0"/>
-          <w:numId w:val="16"/>
+          <w:numId w:val="26"/>
         </w:numPr>
       </w:pPr>
       <w:r>
-        <w:t>None</w:t>
-      </w:r>
-    </w:p>
-    <w:p>
-      <w:pPr>
-        <w:rPr>
-          <w:b/>
-          <w:bCs/>
-        </w:rPr>
-      </w:pPr>
-      <w:r>
-        <w:rPr>
-          <w:b/>
-          <w:bCs/>
-        </w:rPr>
-        <w:t>3. Link to Repository</w:t>
+        <w:t>If score is 0 → return “No spam detected”.</w:t>
+      </w:r>
+    </w:p>
+    <w:p>
+      <w:pPr>
+        <w:numPr>
+          <w:ilvl w:val="0"/>
+          <w:numId w:val="26"/>
+        </w:numPr>
+      </w:pPr>
+      <w:r>
+        <w:t>If score is 1–5 → return “Low spam likelihood”.</w:t>
+      </w:r>
+    </w:p>
+    <w:p>
+      <w:pPr>
+        <w:numPr>
+          <w:ilvl w:val="0"/>
+          <w:numId w:val="26"/>
+        </w:numPr>
+      </w:pPr>
+      <w:r>
+        <w:t>If score is 6–15 → return “Medium spam likelihood”.</w:t>
+      </w:r>
+    </w:p>
+    <w:p>
+      <w:pPr>
+        <w:numPr>
+          <w:ilvl w:val="0"/>
+          <w:numId w:val="26"/>
+        </w:numPr>
+      </w:pPr>
+      <w:r>
+        <w:t>If score is 16–25 → return “High spam likelihood”.</w:t>
+      </w:r>
+    </w:p>
+    <w:p>
+      <w:pPr>
+        <w:numPr>
+          <w:ilvl w:val="0"/>
+          <w:numId w:val="26"/>
+        </w:numPr>
+      </w:pPr>
+      <w:r>
+        <w:t>If score is 26+ → return “Extreme spam likelihood”.</w:t>
+      </w:r>
+    </w:p>
+    <w:p>
+      <w:pPr>
+        <w:rPr>
+          <w:b/>
+          <w:bCs/>
+        </w:rPr>
+      </w:pPr>
+      <w:r>
+        <w:rPr>
+          <w:b/>
+          <w:bCs/>
+        </w:rPr>
+        <w:t>Return Value</w:t>
+      </w:r>
+    </w:p>
+    <w:p>
+      <w:pPr>
+        <w:numPr>
+          <w:ilvl w:val="0"/>
+          <w:numId w:val="27"/>
+        </w:numPr>
+      </w:pPr>
+      <w:r>
+        <w:t xml:space="preserve">A string describing </w:t>
+      </w:r>
+      <w:proofErr w:type="gramStart"/>
+      <w:r>
+        <w:t>the spam</w:t>
+      </w:r>
+      <w:proofErr w:type="gramEnd"/>
+      <w:r>
+        <w:t xml:space="preserve"> likelihood.</w:t>
+      </w:r>
+    </w:p>
+    <w:p>
+      <w:pPr>
+        <w:rPr>
+          <w:b/>
+          <w:bCs/>
+        </w:rPr>
+      </w:pPr>
+      <w:r>
+        <w:rPr>
+          <w:b/>
+          <w:bCs/>
+        </w:rPr>
+        <w:t xml:space="preserve">4. Function Name: </w:t>
+      </w:r>
+      <w:proofErr w:type="gramStart"/>
+      <w:r>
+        <w:rPr>
+          <w:b/>
+          <w:bCs/>
+        </w:rPr>
+        <w:t>main(</w:t>
+      </w:r>
+      <w:proofErr w:type="gramEnd"/>
+      <w:r>
+        <w:rPr>
+          <w:b/>
+          <w:bCs/>
+        </w:rPr>
+        <w:t>)</w:t>
+      </w:r>
+    </w:p>
+    <w:p>
+      <w:pPr>
+        <w:rPr>
+          <w:b/>
+          <w:bCs/>
+        </w:rPr>
+      </w:pPr>
+      <w:r>
+        <w:rPr>
+          <w:b/>
+          <w:bCs/>
+        </w:rPr>
+        <w:t>Purpose / Description</w:t>
+      </w:r>
+    </w:p>
+    <w:p>
+      <w:r>
+        <w:t>Controls the overall flow of the program and handles user interaction.</w:t>
+      </w:r>
+    </w:p>
+    <w:p>
+      <w:pPr>
+        <w:rPr>
+          <w:b/>
+          <w:bCs/>
+        </w:rPr>
+      </w:pPr>
+      <w:r>
+        <w:rPr>
+          <w:b/>
+          <w:bCs/>
+        </w:rPr>
+        <w:t>Parameters</w:t>
+      </w:r>
+    </w:p>
+    <w:p>
+      <w:r>
+        <w:t>None.</w:t>
+      </w:r>
+    </w:p>
+    <w:p>
+      <w:pPr>
+        <w:rPr>
+          <w:b/>
+          <w:bCs/>
+        </w:rPr>
+      </w:pPr>
+      <w:r>
+        <w:rPr>
+          <w:b/>
+          <w:bCs/>
+        </w:rPr>
+        <w:t>Variables Used</w:t>
+      </w:r>
+    </w:p>
+    <w:p>
+      <w:pPr>
+        <w:numPr>
+          <w:ilvl w:val="0"/>
+          <w:numId w:val="28"/>
+        </w:numPr>
+      </w:pPr>
+      <w:r>
+        <w:t>message — user input.</w:t>
+      </w:r>
+    </w:p>
+    <w:p>
+      <w:pPr>
+        <w:numPr>
+          <w:ilvl w:val="0"/>
+          <w:numId w:val="28"/>
+        </w:numPr>
+      </w:pPr>
+      <w:r>
+        <w:t>score — spam score returned from analyzer.</w:t>
+      </w:r>
+    </w:p>
+    <w:p>
+      <w:pPr>
+        <w:numPr>
+          <w:ilvl w:val="0"/>
+          <w:numId w:val="28"/>
+        </w:numPr>
+      </w:pPr>
+      <w:r>
+        <w:t>triggered — keywords found.</w:t>
+      </w:r>
+    </w:p>
+    <w:p>
+      <w:pPr>
+        <w:numPr>
+          <w:ilvl w:val="0"/>
+          <w:numId w:val="28"/>
+        </w:numPr>
+      </w:pPr>
+      <w:r>
+        <w:lastRenderedPageBreak/>
+        <w:t>likelihood — classification of spam level.</w:t>
+      </w:r>
+    </w:p>
+    <w:p>
+      <w:pPr>
+        <w:rPr>
+          <w:b/>
+          <w:bCs/>
+        </w:rPr>
+      </w:pPr>
+      <w:r>
+        <w:rPr>
+          <w:b/>
+          <w:bCs/>
+        </w:rPr>
+        <w:t>Logical Steps</w:t>
+      </w:r>
+    </w:p>
+    <w:p>
+      <w:pPr>
+        <w:numPr>
+          <w:ilvl w:val="0"/>
+          <w:numId w:val="29"/>
+        </w:numPr>
+      </w:pPr>
+      <w:r>
+        <w:t>Display program header.</w:t>
+      </w:r>
+    </w:p>
+    <w:p>
+      <w:pPr>
+        <w:numPr>
+          <w:ilvl w:val="0"/>
+          <w:numId w:val="29"/>
+        </w:numPr>
+      </w:pPr>
+      <w:r>
+        <w:t>Prompt the user for an email message.</w:t>
+      </w:r>
+    </w:p>
+    <w:p>
+      <w:pPr>
+        <w:numPr>
+          <w:ilvl w:val="0"/>
+          <w:numId w:val="29"/>
+        </w:numPr>
+      </w:pPr>
+      <w:r>
+        <w:t xml:space="preserve">Call </w:t>
+      </w:r>
+      <w:proofErr w:type="spellStart"/>
+      <w:r>
+        <w:t>analyze_</w:t>
+      </w:r>
+      <w:proofErr w:type="gramStart"/>
+      <w:r>
+        <w:t>message</w:t>
+      </w:r>
+      <w:proofErr w:type="spellEnd"/>
+      <w:r>
+        <w:t>(</w:t>
+      </w:r>
+      <w:proofErr w:type="gramEnd"/>
+      <w:r>
+        <w:t xml:space="preserve">) to get score and </w:t>
+      </w:r>
+      <w:proofErr w:type="gramStart"/>
+      <w:r>
+        <w:t>triggered</w:t>
+      </w:r>
+      <w:proofErr w:type="gramEnd"/>
+      <w:r>
+        <w:t xml:space="preserve"> keywords.</w:t>
+      </w:r>
+    </w:p>
+    <w:p>
+      <w:pPr>
+        <w:numPr>
+          <w:ilvl w:val="0"/>
+          <w:numId w:val="29"/>
+        </w:numPr>
+      </w:pPr>
+      <w:r>
+        <w:t xml:space="preserve">Call </w:t>
+      </w:r>
+      <w:proofErr w:type="spellStart"/>
+      <w:r>
+        <w:t>classify_</w:t>
+      </w:r>
+      <w:proofErr w:type="gramStart"/>
+      <w:r>
+        <w:t>score</w:t>
+      </w:r>
+      <w:proofErr w:type="spellEnd"/>
+      <w:r>
+        <w:t>(</w:t>
+      </w:r>
+      <w:proofErr w:type="gramEnd"/>
+      <w:r>
+        <w:t xml:space="preserve">) to get </w:t>
+      </w:r>
+      <w:proofErr w:type="gramStart"/>
+      <w:r>
+        <w:t>the spam</w:t>
+      </w:r>
+      <w:proofErr w:type="gramEnd"/>
+      <w:r>
+        <w:t xml:space="preserve"> likelihood.</w:t>
+      </w:r>
+    </w:p>
+    <w:p>
+      <w:pPr>
+        <w:numPr>
+          <w:ilvl w:val="0"/>
+          <w:numId w:val="29"/>
+        </w:numPr>
+      </w:pPr>
+      <w:r>
+        <w:t>Display the results to the user.</w:t>
+      </w:r>
+    </w:p>
+    <w:p>
+      <w:pPr>
+        <w:rPr>
+          <w:b/>
+          <w:bCs/>
+        </w:rPr>
+      </w:pPr>
+      <w:r>
+        <w:rPr>
+          <w:b/>
+          <w:bCs/>
+        </w:rPr>
+        <w:t>Return Value</w:t>
+      </w:r>
+    </w:p>
+    <w:p>
+      <w:r>
+        <w:t>None.</w:t>
+      </w:r>
+    </w:p>
+    <w:p>
+      <w:pPr>
+        <w:rPr>
+          <w:b/>
+          <w:bCs/>
+        </w:rPr>
+      </w:pPr>
+      <w:r>
+        <w:rPr>
+          <w:b/>
+          <w:bCs/>
+        </w:rPr>
+        <w:t>GitHub Repository Link</w:t>
       </w:r>
     </w:p>
     <w:p>
@@ -535,36 +1158,40 @@
           <w:t>https://github.com/aaron7haze/COP2373</w:t>
         </w:r>
       </w:hyperlink>
-      <w:r>
-        <w:t xml:space="preserve"> </w:t>
-      </w:r>
-    </w:p>
-    <w:p>
-      <w:pPr>
-        <w:rPr>
-          <w:b/>
-          <w:bCs/>
-        </w:rPr>
-      </w:pPr>
-      <w:r>
-        <w:rPr>
-          <w:b/>
-          <w:bCs/>
-        </w:rPr>
-        <w:t>4. Screenshot of Output</w:t>
-      </w:r>
-    </w:p>
-    <w:p>
-      <w:r>
-        <w:rPr>
+    </w:p>
+    <w:p>
+      <w:pPr>
+        <w:rPr>
+          <w:b/>
+          <w:bCs/>
+        </w:rPr>
+      </w:pPr>
+      <w:r>
+        <w:rPr>
+          <w:b/>
+          <w:bCs/>
+        </w:rPr>
+        <w:t>Program Output Screenshot</w:t>
+      </w:r>
+    </w:p>
+    <w:p>
+      <w:pPr>
+        <w:rPr>
+          <w:b/>
+          <w:bCs/>
+        </w:rPr>
+      </w:pPr>
+      <w:r>
+        <w:rPr>
+          <w:b/>
+          <w:bCs/>
           <w:noProof/>
         </w:rPr>
-        <w:lastRenderedPageBreak/>
         <w:drawing>
-          <wp:inline distT="0" distB="0" distL="0" distR="0" wp14:anchorId="3CBC30CE" wp14:editId="1378B8F9">
-            <wp:extent cx="5943600" cy="2889885"/>
+          <wp:inline distT="0" distB="0" distL="0" distR="0" wp14:anchorId="473F866C" wp14:editId="2B4FE8B9">
+            <wp:extent cx="5943600" cy="3175635"/>
             <wp:effectExtent l="0" t="0" r="0" b="5715"/>
-            <wp:docPr id="785259927" name="Picture 1"/>
+            <wp:docPr id="894001296" name="Picture 1"/>
             <wp:cNvGraphicFramePr>
               <a:graphicFrameLocks xmlns:a="http://schemas.openxmlformats.org/drawingml/2006/main" noChangeAspect="1"/>
             </wp:cNvGraphicFramePr>
@@ -572,7 +1199,7 @@
               <a:graphicData uri="http://schemas.openxmlformats.org/drawingml/2006/picture">
                 <pic:pic xmlns:pic="http://schemas.openxmlformats.org/drawingml/2006/picture">
                   <pic:nvPicPr>
-                    <pic:cNvPr id="785259927" name="Picture 785259927"/>
+                    <pic:cNvPr id="894001296" name="Picture 894001296"/>
                     <pic:cNvPicPr/>
                   </pic:nvPicPr>
                   <pic:blipFill>
@@ -590,7 +1217,7 @@
                   <pic:spPr>
                     <a:xfrm>
                       <a:off x="0" y="0"/>
-                      <a:ext cx="5943600" cy="2889885"/>
+                      <a:ext cx="5943600" cy="3175635"/>
                     </a:xfrm>
                     <a:prstGeom prst="rect">
                       <a:avLst/>
@@ -603,54 +1230,7 @@
         </w:drawing>
       </w:r>
     </w:p>
-    <w:p>
-      <w:r>
-        <w:rPr>
-          <w:noProof/>
-        </w:rPr>
-        <w:drawing>
-          <wp:inline distT="0" distB="0" distL="0" distR="0" wp14:anchorId="322969C2" wp14:editId="47D4A0EE">
-            <wp:extent cx="5943600" cy="3540125"/>
-            <wp:effectExtent l="0" t="0" r="0" b="3175"/>
-            <wp:docPr id="2140727121" name="Picture 2"/>
-            <wp:cNvGraphicFramePr>
-              <a:graphicFrameLocks xmlns:a="http://schemas.openxmlformats.org/drawingml/2006/main" noChangeAspect="1"/>
-            </wp:cNvGraphicFramePr>
-            <a:graphic xmlns:a="http://schemas.openxmlformats.org/drawingml/2006/main">
-              <a:graphicData uri="http://schemas.openxmlformats.org/drawingml/2006/picture">
-                <pic:pic xmlns:pic="http://schemas.openxmlformats.org/drawingml/2006/picture">
-                  <pic:nvPicPr>
-                    <pic:cNvPr id="2140727121" name="Picture 2140727121"/>
-                    <pic:cNvPicPr/>
-                  </pic:nvPicPr>
-                  <pic:blipFill>
-                    <a:blip r:embed="rId7">
-                      <a:extLst>
-                        <a:ext uri="{28A0092B-C50C-407E-A947-70E740481C1C}">
-                          <a14:useLocalDpi xmlns:a14="http://schemas.microsoft.com/office/drawing/2010/main" val="0"/>
-                        </a:ext>
-                      </a:extLst>
-                    </a:blip>
-                    <a:stretch>
-                      <a:fillRect/>
-                    </a:stretch>
-                  </pic:blipFill>
-                  <pic:spPr>
-                    <a:xfrm>
-                      <a:off x="0" y="0"/>
-                      <a:ext cx="5943600" cy="3540125"/>
-                    </a:xfrm>
-                    <a:prstGeom prst="rect">
-                      <a:avLst/>
-                    </a:prstGeom>
-                  </pic:spPr>
-                </pic:pic>
-              </a:graphicData>
-            </a:graphic>
-          </wp:inline>
-        </w:drawing>
-      </w:r>
-    </w:p>
+    <w:p/>
     <w:sectPr>
       <w:pgSz w:w="12240" w:h="15840"/>
       <w:pgMar w:top="1440" w:right="1440" w:bottom="1440" w:left="1440" w:header="720" w:footer="720" w:gutter="0"/>
@@ -664,6 +1244,155 @@
 <file path=word/numbering.xml><?xml version="1.0" encoding="utf-8"?>
 <w:numbering xmlns:wpc="http://schemas.microsoft.com/office/word/2010/wordprocessingCanvas" xmlns:cx="http://schemas.microsoft.com/office/drawing/2014/chartex" xmlns:cx1="http://schemas.microsoft.com/office/drawing/2015/9/8/chartex" xmlns:cx2="http://schemas.microsoft.com/office/drawing/2015/10/21/chartex" xmlns:cx3="http://schemas.microsoft.com/office/drawing/2016/5/9/chartex" xmlns:cx4="http://schemas.microsoft.com/office/drawing/2016/5/10/chartex" xmlns:cx5="http://schemas.microsoft.com/office/drawing/2016/5/11/chartex" xmlns:cx6="http://schemas.microsoft.com/office/drawing/2016/5/12/chartex" xmlns:cx7="http://schemas.microsoft.com/office/drawing/2016/5/13/chartex" xmlns:cx8="http://schemas.microsoft.com/office/drawing/2016/5/14/chartex" xmlns:mc="http://schemas.openxmlformats.org/markup-compatibility/2006" xmlns:aink="http://schemas.microsoft.com/office/drawing/2016/ink" xmlns:am3d="http://schemas.microsoft.com/office/drawing/2017/model3d" xmlns:o="urn:schemas-microsoft-com:office:office" xmlns:oel="http://schemas.microsoft.com/office/2019/extlst" xmlns:r="http://schemas.openxmlformats.org/officeDocument/2006/relationships" xmlns:m="http://schemas.openxmlformats.org/officeDocument/2006/math" xmlns:v="urn:schemas-microsoft-com:vml" xmlns:wp14="http://schemas.microsoft.com/office/word/2010/wordprocessingDrawing" xmlns:wp="http://schemas.openxmlformats.org/drawingml/2006/wordprocessingDrawing" xmlns:w10="urn:schemas-microsoft-com:office:word" xmlns:w="http://schemas.openxmlformats.org/wordprocessingml/2006/main" xmlns:w14="http://schemas.microsoft.com/office/word/2010/wordml" xmlns:w15="http://schemas.microsoft.com/office/word/2012/wordml" xmlns:w16cex="http://schemas.microsoft.com/office/word/2018/wordml/cex" xmlns:w16cid="http://schemas.microsoft.com/office/word/2016/wordml/cid" xmlns:w16="http://schemas.microsoft.com/office/word/2018/wordml" xmlns:w16du="http://schemas.microsoft.com/office/word/2023/wordml/word16du" xmlns:w16sdtdh="http://schemas.microsoft.com/office/word/2020/wordml/sdtdatahash" xmlns:w16sdtfl="http://schemas.microsoft.com/office/word/2024/wordml/sdtformatlock" xmlns:w16se="http://schemas.microsoft.com/office/word/2015/wordml/symex" xmlns:wpg="http://schemas.microsoft.com/office/word/2010/wordprocessingGroup" xmlns:wpi="http://schemas.microsoft.com/office/word/2010/wordprocessingInk" xmlns:wne="http://schemas.microsoft.com/office/word/2006/wordml" xmlns:wps="http://schemas.microsoft.com/office/word/2010/wordprocessingShape" mc:Ignorable="w14 w15 w16se w16cid w16 w16cex w16sdtdh w16sdtfl w16du wp14">
   <w:abstractNum w:abstractNumId="0" w15:restartNumberingAfterBreak="0">
+    <w:nsid w:val="012D3C17"/>
+    <w:multiLevelType w:val="multilevel"/>
+    <w:tmpl w:val="DDA0EC42"/>
+    <w:lvl w:ilvl="0">
+      <w:start w:val="1"/>
+      <w:numFmt w:val="bullet"/>
+      <w:lvlText w:val=""/>
+      <w:lvlJc w:val="left"/>
+      <w:pPr>
+        <w:tabs>
+          <w:tab w:val="num" w:pos="720"/>
+        </w:tabs>
+        <w:ind w:left="720" w:hanging="360"/>
+      </w:pPr>
+      <w:rPr>
+        <w:rFonts w:ascii="Symbol" w:hAnsi="Symbol" w:hint="default"/>
+        <w:sz w:val="20"/>
+      </w:rPr>
+    </w:lvl>
+    <w:lvl w:ilvl="1" w:tentative="1">
+      <w:start w:val="1"/>
+      <w:numFmt w:val="bullet"/>
+      <w:lvlText w:val="o"/>
+      <w:lvlJc w:val="left"/>
+      <w:pPr>
+        <w:tabs>
+          <w:tab w:val="num" w:pos="1440"/>
+        </w:tabs>
+        <w:ind w:left="1440" w:hanging="360"/>
+      </w:pPr>
+      <w:rPr>
+        <w:rFonts w:ascii="Courier New" w:hAnsi="Courier New" w:hint="default"/>
+        <w:sz w:val="20"/>
+      </w:rPr>
+    </w:lvl>
+    <w:lvl w:ilvl="2" w:tentative="1">
+      <w:start w:val="1"/>
+      <w:numFmt w:val="bullet"/>
+      <w:lvlText w:val=""/>
+      <w:lvlJc w:val="left"/>
+      <w:pPr>
+        <w:tabs>
+          <w:tab w:val="num" w:pos="2160"/>
+        </w:tabs>
+        <w:ind w:left="2160" w:hanging="360"/>
+      </w:pPr>
+      <w:rPr>
+        <w:rFonts w:ascii="Wingdings" w:hAnsi="Wingdings" w:hint="default"/>
+        <w:sz w:val="20"/>
+      </w:rPr>
+    </w:lvl>
+    <w:lvl w:ilvl="3" w:tentative="1">
+      <w:start w:val="1"/>
+      <w:numFmt w:val="bullet"/>
+      <w:lvlText w:val=""/>
+      <w:lvlJc w:val="left"/>
+      <w:pPr>
+        <w:tabs>
+          <w:tab w:val="num" w:pos="2880"/>
+        </w:tabs>
+        <w:ind w:left="2880" w:hanging="360"/>
+      </w:pPr>
+      <w:rPr>
+        <w:rFonts w:ascii="Wingdings" w:hAnsi="Wingdings" w:hint="default"/>
+        <w:sz w:val="20"/>
+      </w:rPr>
+    </w:lvl>
+    <w:lvl w:ilvl="4" w:tentative="1">
+      <w:start w:val="1"/>
+      <w:numFmt w:val="bullet"/>
+      <w:lvlText w:val=""/>
+      <w:lvlJc w:val="left"/>
+      <w:pPr>
+        <w:tabs>
+          <w:tab w:val="num" w:pos="3600"/>
+        </w:tabs>
+        <w:ind w:left="3600" w:hanging="360"/>
+      </w:pPr>
+      <w:rPr>
+        <w:rFonts w:ascii="Wingdings" w:hAnsi="Wingdings" w:hint="default"/>
+        <w:sz w:val="20"/>
+      </w:rPr>
+    </w:lvl>
+    <w:lvl w:ilvl="5" w:tentative="1">
+      <w:start w:val="1"/>
+      <w:numFmt w:val="bullet"/>
+      <w:lvlText w:val=""/>
+      <w:lvlJc w:val="left"/>
+      <w:pPr>
+        <w:tabs>
+          <w:tab w:val="num" w:pos="4320"/>
+        </w:tabs>
+        <w:ind w:left="4320" w:hanging="360"/>
+      </w:pPr>
+      <w:rPr>
+        <w:rFonts w:ascii="Wingdings" w:hAnsi="Wingdings" w:hint="default"/>
+        <w:sz w:val="20"/>
+      </w:rPr>
+    </w:lvl>
+    <w:lvl w:ilvl="6" w:tentative="1">
+      <w:start w:val="1"/>
+      <w:numFmt w:val="bullet"/>
+      <w:lvlText w:val=""/>
+      <w:lvlJc w:val="left"/>
+      <w:pPr>
+        <w:tabs>
+          <w:tab w:val="num" w:pos="5040"/>
+        </w:tabs>
+        <w:ind w:left="5040" w:hanging="360"/>
+      </w:pPr>
+      <w:rPr>
+        <w:rFonts w:ascii="Wingdings" w:hAnsi="Wingdings" w:hint="default"/>
+        <w:sz w:val="20"/>
+      </w:rPr>
+    </w:lvl>
+    <w:lvl w:ilvl="7" w:tentative="1">
+      <w:start w:val="1"/>
+      <w:numFmt w:val="bullet"/>
+      <w:lvlText w:val=""/>
+      <w:lvlJc w:val="left"/>
+      <w:pPr>
+        <w:tabs>
+          <w:tab w:val="num" w:pos="5760"/>
+        </w:tabs>
+        <w:ind w:left="5760" w:hanging="360"/>
+      </w:pPr>
+      <w:rPr>
+        <w:rFonts w:ascii="Wingdings" w:hAnsi="Wingdings" w:hint="default"/>
+        <w:sz w:val="20"/>
+      </w:rPr>
+    </w:lvl>
+    <w:lvl w:ilvl="8" w:tentative="1">
+      <w:start w:val="1"/>
+      <w:numFmt w:val="bullet"/>
+      <w:lvlText w:val=""/>
+      <w:lvlJc w:val="left"/>
+      <w:pPr>
+        <w:tabs>
+          <w:tab w:val="num" w:pos="6480"/>
+        </w:tabs>
+        <w:ind w:left="6480" w:hanging="360"/>
+      </w:pPr>
+      <w:rPr>
+        <w:rFonts w:ascii="Wingdings" w:hAnsi="Wingdings" w:hint="default"/>
+        <w:sz w:val="20"/>
+      </w:rPr>
+    </w:lvl>
+  </w:abstractNum>
+  <w:abstractNum w:abstractNumId="1" w15:restartNumberingAfterBreak="0">
     <w:nsid w:val="03CA7EB9"/>
     <w:multiLevelType w:val="multilevel"/>
     <w:tmpl w:val="8F563B56"/>
@@ -812,7 +1541,269 @@
       </w:rPr>
     </w:lvl>
   </w:abstractNum>
-  <w:abstractNum w:abstractNumId="1" w15:restartNumberingAfterBreak="0">
+  <w:abstractNum w:abstractNumId="2" w15:restartNumberingAfterBreak="0">
+    <w:nsid w:val="0444510F"/>
+    <w:multiLevelType w:val="multilevel"/>
+    <w:tmpl w:val="F1EA48F8"/>
+    <w:lvl w:ilvl="0">
+      <w:start w:val="1"/>
+      <w:numFmt w:val="bullet"/>
+      <w:lvlText w:val=""/>
+      <w:lvlJc w:val="left"/>
+      <w:pPr>
+        <w:tabs>
+          <w:tab w:val="num" w:pos="720"/>
+        </w:tabs>
+        <w:ind w:left="720" w:hanging="360"/>
+      </w:pPr>
+      <w:rPr>
+        <w:rFonts w:ascii="Symbol" w:hAnsi="Symbol" w:hint="default"/>
+        <w:sz w:val="20"/>
+      </w:rPr>
+    </w:lvl>
+    <w:lvl w:ilvl="1" w:tentative="1">
+      <w:start w:val="1"/>
+      <w:numFmt w:val="bullet"/>
+      <w:lvlText w:val="o"/>
+      <w:lvlJc w:val="left"/>
+      <w:pPr>
+        <w:tabs>
+          <w:tab w:val="num" w:pos="1440"/>
+        </w:tabs>
+        <w:ind w:left="1440" w:hanging="360"/>
+      </w:pPr>
+      <w:rPr>
+        <w:rFonts w:ascii="Courier New" w:hAnsi="Courier New" w:hint="default"/>
+        <w:sz w:val="20"/>
+      </w:rPr>
+    </w:lvl>
+    <w:lvl w:ilvl="2" w:tentative="1">
+      <w:start w:val="1"/>
+      <w:numFmt w:val="bullet"/>
+      <w:lvlText w:val=""/>
+      <w:lvlJc w:val="left"/>
+      <w:pPr>
+        <w:tabs>
+          <w:tab w:val="num" w:pos="2160"/>
+        </w:tabs>
+        <w:ind w:left="2160" w:hanging="360"/>
+      </w:pPr>
+      <w:rPr>
+        <w:rFonts w:ascii="Wingdings" w:hAnsi="Wingdings" w:hint="default"/>
+        <w:sz w:val="20"/>
+      </w:rPr>
+    </w:lvl>
+    <w:lvl w:ilvl="3" w:tentative="1">
+      <w:start w:val="1"/>
+      <w:numFmt w:val="bullet"/>
+      <w:lvlText w:val=""/>
+      <w:lvlJc w:val="left"/>
+      <w:pPr>
+        <w:tabs>
+          <w:tab w:val="num" w:pos="2880"/>
+        </w:tabs>
+        <w:ind w:left="2880" w:hanging="360"/>
+      </w:pPr>
+      <w:rPr>
+        <w:rFonts w:ascii="Wingdings" w:hAnsi="Wingdings" w:hint="default"/>
+        <w:sz w:val="20"/>
+      </w:rPr>
+    </w:lvl>
+    <w:lvl w:ilvl="4" w:tentative="1">
+      <w:start w:val="1"/>
+      <w:numFmt w:val="bullet"/>
+      <w:lvlText w:val=""/>
+      <w:lvlJc w:val="left"/>
+      <w:pPr>
+        <w:tabs>
+          <w:tab w:val="num" w:pos="3600"/>
+        </w:tabs>
+        <w:ind w:left="3600" w:hanging="360"/>
+      </w:pPr>
+      <w:rPr>
+        <w:rFonts w:ascii="Wingdings" w:hAnsi="Wingdings" w:hint="default"/>
+        <w:sz w:val="20"/>
+      </w:rPr>
+    </w:lvl>
+    <w:lvl w:ilvl="5" w:tentative="1">
+      <w:start w:val="1"/>
+      <w:numFmt w:val="bullet"/>
+      <w:lvlText w:val=""/>
+      <w:lvlJc w:val="left"/>
+      <w:pPr>
+        <w:tabs>
+          <w:tab w:val="num" w:pos="4320"/>
+        </w:tabs>
+        <w:ind w:left="4320" w:hanging="360"/>
+      </w:pPr>
+      <w:rPr>
+        <w:rFonts w:ascii="Wingdings" w:hAnsi="Wingdings" w:hint="default"/>
+        <w:sz w:val="20"/>
+      </w:rPr>
+    </w:lvl>
+    <w:lvl w:ilvl="6" w:tentative="1">
+      <w:start w:val="1"/>
+      <w:numFmt w:val="bullet"/>
+      <w:lvlText w:val=""/>
+      <w:lvlJc w:val="left"/>
+      <w:pPr>
+        <w:tabs>
+          <w:tab w:val="num" w:pos="5040"/>
+        </w:tabs>
+        <w:ind w:left="5040" w:hanging="360"/>
+      </w:pPr>
+      <w:rPr>
+        <w:rFonts w:ascii="Wingdings" w:hAnsi="Wingdings" w:hint="default"/>
+        <w:sz w:val="20"/>
+      </w:rPr>
+    </w:lvl>
+    <w:lvl w:ilvl="7" w:tentative="1">
+      <w:start w:val="1"/>
+      <w:numFmt w:val="bullet"/>
+      <w:lvlText w:val=""/>
+      <w:lvlJc w:val="left"/>
+      <w:pPr>
+        <w:tabs>
+          <w:tab w:val="num" w:pos="5760"/>
+        </w:tabs>
+        <w:ind w:left="5760" w:hanging="360"/>
+      </w:pPr>
+      <w:rPr>
+        <w:rFonts w:ascii="Wingdings" w:hAnsi="Wingdings" w:hint="default"/>
+        <w:sz w:val="20"/>
+      </w:rPr>
+    </w:lvl>
+    <w:lvl w:ilvl="8" w:tentative="1">
+      <w:start w:val="1"/>
+      <w:numFmt w:val="bullet"/>
+      <w:lvlText w:val=""/>
+      <w:lvlJc w:val="left"/>
+      <w:pPr>
+        <w:tabs>
+          <w:tab w:val="num" w:pos="6480"/>
+        </w:tabs>
+        <w:ind w:left="6480" w:hanging="360"/>
+      </w:pPr>
+      <w:rPr>
+        <w:rFonts w:ascii="Wingdings" w:hAnsi="Wingdings" w:hint="default"/>
+        <w:sz w:val="20"/>
+      </w:rPr>
+    </w:lvl>
+  </w:abstractNum>
+  <w:abstractNum w:abstractNumId="3" w15:restartNumberingAfterBreak="0">
+    <w:nsid w:val="080A0BF6"/>
+    <w:multiLevelType w:val="multilevel"/>
+    <w:tmpl w:val="290AA948"/>
+    <w:lvl w:ilvl="0">
+      <w:start w:val="1"/>
+      <w:numFmt w:val="decimal"/>
+      <w:lvlText w:val="%1."/>
+      <w:lvlJc w:val="left"/>
+      <w:pPr>
+        <w:tabs>
+          <w:tab w:val="num" w:pos="720"/>
+        </w:tabs>
+        <w:ind w:left="720" w:hanging="360"/>
+      </w:pPr>
+    </w:lvl>
+    <w:lvl w:ilvl="1" w:tentative="1">
+      <w:start w:val="1"/>
+      <w:numFmt w:val="decimal"/>
+      <w:lvlText w:val="%2."/>
+      <w:lvlJc w:val="left"/>
+      <w:pPr>
+        <w:tabs>
+          <w:tab w:val="num" w:pos="1440"/>
+        </w:tabs>
+        <w:ind w:left="1440" w:hanging="360"/>
+      </w:pPr>
+    </w:lvl>
+    <w:lvl w:ilvl="2" w:tentative="1">
+      <w:start w:val="1"/>
+      <w:numFmt w:val="decimal"/>
+      <w:lvlText w:val="%3."/>
+      <w:lvlJc w:val="left"/>
+      <w:pPr>
+        <w:tabs>
+          <w:tab w:val="num" w:pos="2160"/>
+        </w:tabs>
+        <w:ind w:left="2160" w:hanging="360"/>
+      </w:pPr>
+    </w:lvl>
+    <w:lvl w:ilvl="3" w:tentative="1">
+      <w:start w:val="1"/>
+      <w:numFmt w:val="decimal"/>
+      <w:lvlText w:val="%4."/>
+      <w:lvlJc w:val="left"/>
+      <w:pPr>
+        <w:tabs>
+          <w:tab w:val="num" w:pos="2880"/>
+        </w:tabs>
+        <w:ind w:left="2880" w:hanging="360"/>
+      </w:pPr>
+    </w:lvl>
+    <w:lvl w:ilvl="4" w:tentative="1">
+      <w:start w:val="1"/>
+      <w:numFmt w:val="decimal"/>
+      <w:lvlText w:val="%5."/>
+      <w:lvlJc w:val="left"/>
+      <w:pPr>
+        <w:tabs>
+          <w:tab w:val="num" w:pos="3600"/>
+        </w:tabs>
+        <w:ind w:left="3600" w:hanging="360"/>
+      </w:pPr>
+    </w:lvl>
+    <w:lvl w:ilvl="5" w:tentative="1">
+      <w:start w:val="1"/>
+      <w:numFmt w:val="decimal"/>
+      <w:lvlText w:val="%6."/>
+      <w:lvlJc w:val="left"/>
+      <w:pPr>
+        <w:tabs>
+          <w:tab w:val="num" w:pos="4320"/>
+        </w:tabs>
+        <w:ind w:left="4320" w:hanging="360"/>
+      </w:pPr>
+    </w:lvl>
+    <w:lvl w:ilvl="6" w:tentative="1">
+      <w:start w:val="1"/>
+      <w:numFmt w:val="decimal"/>
+      <w:lvlText w:val="%7."/>
+      <w:lvlJc w:val="left"/>
+      <w:pPr>
+        <w:tabs>
+          <w:tab w:val="num" w:pos="5040"/>
+        </w:tabs>
+        <w:ind w:left="5040" w:hanging="360"/>
+      </w:pPr>
+    </w:lvl>
+    <w:lvl w:ilvl="7" w:tentative="1">
+      <w:start w:val="1"/>
+      <w:numFmt w:val="decimal"/>
+      <w:lvlText w:val="%8."/>
+      <w:lvlJc w:val="left"/>
+      <w:pPr>
+        <w:tabs>
+          <w:tab w:val="num" w:pos="5760"/>
+        </w:tabs>
+        <w:ind w:left="5760" w:hanging="360"/>
+      </w:pPr>
+    </w:lvl>
+    <w:lvl w:ilvl="8" w:tentative="1">
+      <w:start w:val="1"/>
+      <w:numFmt w:val="decimal"/>
+      <w:lvlText w:val="%9."/>
+      <w:lvlJc w:val="left"/>
+      <w:pPr>
+        <w:tabs>
+          <w:tab w:val="num" w:pos="6480"/>
+        </w:tabs>
+        <w:ind w:left="6480" w:hanging="360"/>
+      </w:pPr>
+    </w:lvl>
+  </w:abstractNum>
+  <w:abstractNum w:abstractNumId="4" w15:restartNumberingAfterBreak="0">
     <w:nsid w:val="09024372"/>
     <w:multiLevelType w:val="multilevel"/>
     <w:tmpl w:val="5302F6F6"/>
@@ -925,7 +1916,7 @@
       </w:pPr>
     </w:lvl>
   </w:abstractNum>
-  <w:abstractNum w:abstractNumId="2" w15:restartNumberingAfterBreak="0">
+  <w:abstractNum w:abstractNumId="5" w15:restartNumberingAfterBreak="0">
     <w:nsid w:val="12063554"/>
     <w:multiLevelType w:val="multilevel"/>
     <w:tmpl w:val="08EC85E6"/>
@@ -1074,7 +2065,7 @@
       </w:rPr>
     </w:lvl>
   </w:abstractNum>
-  <w:abstractNum w:abstractNumId="3" w15:restartNumberingAfterBreak="0">
+  <w:abstractNum w:abstractNumId="6" w15:restartNumberingAfterBreak="0">
     <w:nsid w:val="126846E4"/>
     <w:multiLevelType w:val="multilevel"/>
     <w:tmpl w:val="D9589DA8"/>
@@ -1223,7 +2214,269 @@
       </w:rPr>
     </w:lvl>
   </w:abstractNum>
-  <w:abstractNum w:abstractNumId="4" w15:restartNumberingAfterBreak="0">
+  <w:abstractNum w:abstractNumId="7" w15:restartNumberingAfterBreak="0">
+    <w:nsid w:val="1DCA0B0A"/>
+    <w:multiLevelType w:val="multilevel"/>
+    <w:tmpl w:val="514066AE"/>
+    <w:lvl w:ilvl="0">
+      <w:start w:val="1"/>
+      <w:numFmt w:val="decimal"/>
+      <w:lvlText w:val="%1."/>
+      <w:lvlJc w:val="left"/>
+      <w:pPr>
+        <w:tabs>
+          <w:tab w:val="num" w:pos="720"/>
+        </w:tabs>
+        <w:ind w:left="720" w:hanging="360"/>
+      </w:pPr>
+    </w:lvl>
+    <w:lvl w:ilvl="1" w:tentative="1">
+      <w:start w:val="1"/>
+      <w:numFmt w:val="decimal"/>
+      <w:lvlText w:val="%2."/>
+      <w:lvlJc w:val="left"/>
+      <w:pPr>
+        <w:tabs>
+          <w:tab w:val="num" w:pos="1440"/>
+        </w:tabs>
+        <w:ind w:left="1440" w:hanging="360"/>
+      </w:pPr>
+    </w:lvl>
+    <w:lvl w:ilvl="2" w:tentative="1">
+      <w:start w:val="1"/>
+      <w:numFmt w:val="decimal"/>
+      <w:lvlText w:val="%3."/>
+      <w:lvlJc w:val="left"/>
+      <w:pPr>
+        <w:tabs>
+          <w:tab w:val="num" w:pos="2160"/>
+        </w:tabs>
+        <w:ind w:left="2160" w:hanging="360"/>
+      </w:pPr>
+    </w:lvl>
+    <w:lvl w:ilvl="3" w:tentative="1">
+      <w:start w:val="1"/>
+      <w:numFmt w:val="decimal"/>
+      <w:lvlText w:val="%4."/>
+      <w:lvlJc w:val="left"/>
+      <w:pPr>
+        <w:tabs>
+          <w:tab w:val="num" w:pos="2880"/>
+        </w:tabs>
+        <w:ind w:left="2880" w:hanging="360"/>
+      </w:pPr>
+    </w:lvl>
+    <w:lvl w:ilvl="4" w:tentative="1">
+      <w:start w:val="1"/>
+      <w:numFmt w:val="decimal"/>
+      <w:lvlText w:val="%5."/>
+      <w:lvlJc w:val="left"/>
+      <w:pPr>
+        <w:tabs>
+          <w:tab w:val="num" w:pos="3600"/>
+        </w:tabs>
+        <w:ind w:left="3600" w:hanging="360"/>
+      </w:pPr>
+    </w:lvl>
+    <w:lvl w:ilvl="5" w:tentative="1">
+      <w:start w:val="1"/>
+      <w:numFmt w:val="decimal"/>
+      <w:lvlText w:val="%6."/>
+      <w:lvlJc w:val="left"/>
+      <w:pPr>
+        <w:tabs>
+          <w:tab w:val="num" w:pos="4320"/>
+        </w:tabs>
+        <w:ind w:left="4320" w:hanging="360"/>
+      </w:pPr>
+    </w:lvl>
+    <w:lvl w:ilvl="6" w:tentative="1">
+      <w:start w:val="1"/>
+      <w:numFmt w:val="decimal"/>
+      <w:lvlText w:val="%7."/>
+      <w:lvlJc w:val="left"/>
+      <w:pPr>
+        <w:tabs>
+          <w:tab w:val="num" w:pos="5040"/>
+        </w:tabs>
+        <w:ind w:left="5040" w:hanging="360"/>
+      </w:pPr>
+    </w:lvl>
+    <w:lvl w:ilvl="7" w:tentative="1">
+      <w:start w:val="1"/>
+      <w:numFmt w:val="decimal"/>
+      <w:lvlText w:val="%8."/>
+      <w:lvlJc w:val="left"/>
+      <w:pPr>
+        <w:tabs>
+          <w:tab w:val="num" w:pos="5760"/>
+        </w:tabs>
+        <w:ind w:left="5760" w:hanging="360"/>
+      </w:pPr>
+    </w:lvl>
+    <w:lvl w:ilvl="8" w:tentative="1">
+      <w:start w:val="1"/>
+      <w:numFmt w:val="decimal"/>
+      <w:lvlText w:val="%9."/>
+      <w:lvlJc w:val="left"/>
+      <w:pPr>
+        <w:tabs>
+          <w:tab w:val="num" w:pos="6480"/>
+        </w:tabs>
+        <w:ind w:left="6480" w:hanging="360"/>
+      </w:pPr>
+    </w:lvl>
+  </w:abstractNum>
+  <w:abstractNum w:abstractNumId="8" w15:restartNumberingAfterBreak="0">
+    <w:nsid w:val="210E409E"/>
+    <w:multiLevelType w:val="multilevel"/>
+    <w:tmpl w:val="49465366"/>
+    <w:lvl w:ilvl="0">
+      <w:start w:val="1"/>
+      <w:numFmt w:val="bullet"/>
+      <w:lvlText w:val=""/>
+      <w:lvlJc w:val="left"/>
+      <w:pPr>
+        <w:tabs>
+          <w:tab w:val="num" w:pos="720"/>
+        </w:tabs>
+        <w:ind w:left="720" w:hanging="360"/>
+      </w:pPr>
+      <w:rPr>
+        <w:rFonts w:ascii="Symbol" w:hAnsi="Symbol" w:hint="default"/>
+        <w:sz w:val="20"/>
+      </w:rPr>
+    </w:lvl>
+    <w:lvl w:ilvl="1" w:tentative="1">
+      <w:start w:val="1"/>
+      <w:numFmt w:val="bullet"/>
+      <w:lvlText w:val="o"/>
+      <w:lvlJc w:val="left"/>
+      <w:pPr>
+        <w:tabs>
+          <w:tab w:val="num" w:pos="1440"/>
+        </w:tabs>
+        <w:ind w:left="1440" w:hanging="360"/>
+      </w:pPr>
+      <w:rPr>
+        <w:rFonts w:ascii="Courier New" w:hAnsi="Courier New" w:hint="default"/>
+        <w:sz w:val="20"/>
+      </w:rPr>
+    </w:lvl>
+    <w:lvl w:ilvl="2" w:tentative="1">
+      <w:start w:val="1"/>
+      <w:numFmt w:val="bullet"/>
+      <w:lvlText w:val=""/>
+      <w:lvlJc w:val="left"/>
+      <w:pPr>
+        <w:tabs>
+          <w:tab w:val="num" w:pos="2160"/>
+        </w:tabs>
+        <w:ind w:left="2160" w:hanging="360"/>
+      </w:pPr>
+      <w:rPr>
+        <w:rFonts w:ascii="Wingdings" w:hAnsi="Wingdings" w:hint="default"/>
+        <w:sz w:val="20"/>
+      </w:rPr>
+    </w:lvl>
+    <w:lvl w:ilvl="3" w:tentative="1">
+      <w:start w:val="1"/>
+      <w:numFmt w:val="bullet"/>
+      <w:lvlText w:val=""/>
+      <w:lvlJc w:val="left"/>
+      <w:pPr>
+        <w:tabs>
+          <w:tab w:val="num" w:pos="2880"/>
+        </w:tabs>
+        <w:ind w:left="2880" w:hanging="360"/>
+      </w:pPr>
+      <w:rPr>
+        <w:rFonts w:ascii="Wingdings" w:hAnsi="Wingdings" w:hint="default"/>
+        <w:sz w:val="20"/>
+      </w:rPr>
+    </w:lvl>
+    <w:lvl w:ilvl="4" w:tentative="1">
+      <w:start w:val="1"/>
+      <w:numFmt w:val="bullet"/>
+      <w:lvlText w:val=""/>
+      <w:lvlJc w:val="left"/>
+      <w:pPr>
+        <w:tabs>
+          <w:tab w:val="num" w:pos="3600"/>
+        </w:tabs>
+        <w:ind w:left="3600" w:hanging="360"/>
+      </w:pPr>
+      <w:rPr>
+        <w:rFonts w:ascii="Wingdings" w:hAnsi="Wingdings" w:hint="default"/>
+        <w:sz w:val="20"/>
+      </w:rPr>
+    </w:lvl>
+    <w:lvl w:ilvl="5" w:tentative="1">
+      <w:start w:val="1"/>
+      <w:numFmt w:val="bullet"/>
+      <w:lvlText w:val=""/>
+      <w:lvlJc w:val="left"/>
+      <w:pPr>
+        <w:tabs>
+          <w:tab w:val="num" w:pos="4320"/>
+        </w:tabs>
+        <w:ind w:left="4320" w:hanging="360"/>
+      </w:pPr>
+      <w:rPr>
+        <w:rFonts w:ascii="Wingdings" w:hAnsi="Wingdings" w:hint="default"/>
+        <w:sz w:val="20"/>
+      </w:rPr>
+    </w:lvl>
+    <w:lvl w:ilvl="6" w:tentative="1">
+      <w:start w:val="1"/>
+      <w:numFmt w:val="bullet"/>
+      <w:lvlText w:val=""/>
+      <w:lvlJc w:val="left"/>
+      <w:pPr>
+        <w:tabs>
+          <w:tab w:val="num" w:pos="5040"/>
+        </w:tabs>
+        <w:ind w:left="5040" w:hanging="360"/>
+      </w:pPr>
+      <w:rPr>
+        <w:rFonts w:ascii="Wingdings" w:hAnsi="Wingdings" w:hint="default"/>
+        <w:sz w:val="20"/>
+      </w:rPr>
+    </w:lvl>
+    <w:lvl w:ilvl="7" w:tentative="1">
+      <w:start w:val="1"/>
+      <w:numFmt w:val="bullet"/>
+      <w:lvlText w:val=""/>
+      <w:lvlJc w:val="left"/>
+      <w:pPr>
+        <w:tabs>
+          <w:tab w:val="num" w:pos="5760"/>
+        </w:tabs>
+        <w:ind w:left="5760" w:hanging="360"/>
+      </w:pPr>
+      <w:rPr>
+        <w:rFonts w:ascii="Wingdings" w:hAnsi="Wingdings" w:hint="default"/>
+        <w:sz w:val="20"/>
+      </w:rPr>
+    </w:lvl>
+    <w:lvl w:ilvl="8" w:tentative="1">
+      <w:start w:val="1"/>
+      <w:numFmt w:val="bullet"/>
+      <w:lvlText w:val=""/>
+      <w:lvlJc w:val="left"/>
+      <w:pPr>
+        <w:tabs>
+          <w:tab w:val="num" w:pos="6480"/>
+        </w:tabs>
+        <w:ind w:left="6480" w:hanging="360"/>
+      </w:pPr>
+      <w:rPr>
+        <w:rFonts w:ascii="Wingdings" w:hAnsi="Wingdings" w:hint="default"/>
+        <w:sz w:val="20"/>
+      </w:rPr>
+    </w:lvl>
+  </w:abstractNum>
+  <w:abstractNum w:abstractNumId="9" w15:restartNumberingAfterBreak="0">
     <w:nsid w:val="240C0E46"/>
     <w:multiLevelType w:val="multilevel"/>
     <w:tmpl w:val="0B02A600"/>
@@ -1372,7 +2625,7 @@
       </w:rPr>
     </w:lvl>
   </w:abstractNum>
-  <w:abstractNum w:abstractNumId="5" w15:restartNumberingAfterBreak="0">
+  <w:abstractNum w:abstractNumId="10" w15:restartNumberingAfterBreak="0">
     <w:nsid w:val="2F0D48EE"/>
     <w:multiLevelType w:val="multilevel"/>
     <w:tmpl w:val="33A82E30"/>
@@ -1521,7 +2774,120 @@
       </w:rPr>
     </w:lvl>
   </w:abstractNum>
-  <w:abstractNum w:abstractNumId="6" w15:restartNumberingAfterBreak="0">
+  <w:abstractNum w:abstractNumId="11" w15:restartNumberingAfterBreak="0">
+    <w:nsid w:val="31F24A3B"/>
+    <w:multiLevelType w:val="multilevel"/>
+    <w:tmpl w:val="F9501500"/>
+    <w:lvl w:ilvl="0">
+      <w:start w:val="1"/>
+      <w:numFmt w:val="decimal"/>
+      <w:lvlText w:val="%1."/>
+      <w:lvlJc w:val="left"/>
+      <w:pPr>
+        <w:tabs>
+          <w:tab w:val="num" w:pos="720"/>
+        </w:tabs>
+        <w:ind w:left="720" w:hanging="360"/>
+      </w:pPr>
+    </w:lvl>
+    <w:lvl w:ilvl="1" w:tentative="1">
+      <w:start w:val="1"/>
+      <w:numFmt w:val="decimal"/>
+      <w:lvlText w:val="%2."/>
+      <w:lvlJc w:val="left"/>
+      <w:pPr>
+        <w:tabs>
+          <w:tab w:val="num" w:pos="1440"/>
+        </w:tabs>
+        <w:ind w:left="1440" w:hanging="360"/>
+      </w:pPr>
+    </w:lvl>
+    <w:lvl w:ilvl="2" w:tentative="1">
+      <w:start w:val="1"/>
+      <w:numFmt w:val="decimal"/>
+      <w:lvlText w:val="%3."/>
+      <w:lvlJc w:val="left"/>
+      <w:pPr>
+        <w:tabs>
+          <w:tab w:val="num" w:pos="2160"/>
+        </w:tabs>
+        <w:ind w:left="2160" w:hanging="360"/>
+      </w:pPr>
+    </w:lvl>
+    <w:lvl w:ilvl="3" w:tentative="1">
+      <w:start w:val="1"/>
+      <w:numFmt w:val="decimal"/>
+      <w:lvlText w:val="%4."/>
+      <w:lvlJc w:val="left"/>
+      <w:pPr>
+        <w:tabs>
+          <w:tab w:val="num" w:pos="2880"/>
+        </w:tabs>
+        <w:ind w:left="2880" w:hanging="360"/>
+      </w:pPr>
+    </w:lvl>
+    <w:lvl w:ilvl="4" w:tentative="1">
+      <w:start w:val="1"/>
+      <w:numFmt w:val="decimal"/>
+      <w:lvlText w:val="%5."/>
+      <w:lvlJc w:val="left"/>
+      <w:pPr>
+        <w:tabs>
+          <w:tab w:val="num" w:pos="3600"/>
+        </w:tabs>
+        <w:ind w:left="3600" w:hanging="360"/>
+      </w:pPr>
+    </w:lvl>
+    <w:lvl w:ilvl="5" w:tentative="1">
+      <w:start w:val="1"/>
+      <w:numFmt w:val="decimal"/>
+      <w:lvlText w:val="%6."/>
+      <w:lvlJc w:val="left"/>
+      <w:pPr>
+        <w:tabs>
+          <w:tab w:val="num" w:pos="4320"/>
+        </w:tabs>
+        <w:ind w:left="4320" w:hanging="360"/>
+      </w:pPr>
+    </w:lvl>
+    <w:lvl w:ilvl="6" w:tentative="1">
+      <w:start w:val="1"/>
+      <w:numFmt w:val="decimal"/>
+      <w:lvlText w:val="%7."/>
+      <w:lvlJc w:val="left"/>
+      <w:pPr>
+        <w:tabs>
+          <w:tab w:val="num" w:pos="5040"/>
+        </w:tabs>
+        <w:ind w:left="5040" w:hanging="360"/>
+      </w:pPr>
+    </w:lvl>
+    <w:lvl w:ilvl="7" w:tentative="1">
+      <w:start w:val="1"/>
+      <w:numFmt w:val="decimal"/>
+      <w:lvlText w:val="%8."/>
+      <w:lvlJc w:val="left"/>
+      <w:pPr>
+        <w:tabs>
+          <w:tab w:val="num" w:pos="5760"/>
+        </w:tabs>
+        <w:ind w:left="5760" w:hanging="360"/>
+      </w:pPr>
+    </w:lvl>
+    <w:lvl w:ilvl="8" w:tentative="1">
+      <w:start w:val="1"/>
+      <w:numFmt w:val="decimal"/>
+      <w:lvlText w:val="%9."/>
+      <w:lvlJc w:val="left"/>
+      <w:pPr>
+        <w:tabs>
+          <w:tab w:val="num" w:pos="6480"/>
+        </w:tabs>
+        <w:ind w:left="6480" w:hanging="360"/>
+      </w:pPr>
+    </w:lvl>
+  </w:abstractNum>
+  <w:abstractNum w:abstractNumId="12" w15:restartNumberingAfterBreak="0">
     <w:nsid w:val="32186D84"/>
     <w:multiLevelType w:val="multilevel"/>
     <w:tmpl w:val="59466D3A"/>
@@ -1670,7 +3036,7 @@
       </w:rPr>
     </w:lvl>
   </w:abstractNum>
-  <w:abstractNum w:abstractNumId="7" w15:restartNumberingAfterBreak="0">
+  <w:abstractNum w:abstractNumId="13" w15:restartNumberingAfterBreak="0">
     <w:nsid w:val="346B3D13"/>
     <w:multiLevelType w:val="multilevel"/>
     <w:tmpl w:val="89C0099C"/>
@@ -1783,7 +3149,156 @@
       </w:pPr>
     </w:lvl>
   </w:abstractNum>
-  <w:abstractNum w:abstractNumId="8" w15:restartNumberingAfterBreak="0">
+  <w:abstractNum w:abstractNumId="14" w15:restartNumberingAfterBreak="0">
+    <w:nsid w:val="355E143E"/>
+    <w:multiLevelType w:val="multilevel"/>
+    <w:tmpl w:val="A530BF92"/>
+    <w:lvl w:ilvl="0">
+      <w:start w:val="1"/>
+      <w:numFmt w:val="bullet"/>
+      <w:lvlText w:val=""/>
+      <w:lvlJc w:val="left"/>
+      <w:pPr>
+        <w:tabs>
+          <w:tab w:val="num" w:pos="720"/>
+        </w:tabs>
+        <w:ind w:left="720" w:hanging="360"/>
+      </w:pPr>
+      <w:rPr>
+        <w:rFonts w:ascii="Symbol" w:hAnsi="Symbol" w:hint="default"/>
+        <w:sz w:val="20"/>
+      </w:rPr>
+    </w:lvl>
+    <w:lvl w:ilvl="1" w:tentative="1">
+      <w:start w:val="1"/>
+      <w:numFmt w:val="bullet"/>
+      <w:lvlText w:val="o"/>
+      <w:lvlJc w:val="left"/>
+      <w:pPr>
+        <w:tabs>
+          <w:tab w:val="num" w:pos="1440"/>
+        </w:tabs>
+        <w:ind w:left="1440" w:hanging="360"/>
+      </w:pPr>
+      <w:rPr>
+        <w:rFonts w:ascii="Courier New" w:hAnsi="Courier New" w:hint="default"/>
+        <w:sz w:val="20"/>
+      </w:rPr>
+    </w:lvl>
+    <w:lvl w:ilvl="2" w:tentative="1">
+      <w:start w:val="1"/>
+      <w:numFmt w:val="bullet"/>
+      <w:lvlText w:val=""/>
+      <w:lvlJc w:val="left"/>
+      <w:pPr>
+        <w:tabs>
+          <w:tab w:val="num" w:pos="2160"/>
+        </w:tabs>
+        <w:ind w:left="2160" w:hanging="360"/>
+      </w:pPr>
+      <w:rPr>
+        <w:rFonts w:ascii="Wingdings" w:hAnsi="Wingdings" w:hint="default"/>
+        <w:sz w:val="20"/>
+      </w:rPr>
+    </w:lvl>
+    <w:lvl w:ilvl="3" w:tentative="1">
+      <w:start w:val="1"/>
+      <w:numFmt w:val="bullet"/>
+      <w:lvlText w:val=""/>
+      <w:lvlJc w:val="left"/>
+      <w:pPr>
+        <w:tabs>
+          <w:tab w:val="num" w:pos="2880"/>
+        </w:tabs>
+        <w:ind w:left="2880" w:hanging="360"/>
+      </w:pPr>
+      <w:rPr>
+        <w:rFonts w:ascii="Wingdings" w:hAnsi="Wingdings" w:hint="default"/>
+        <w:sz w:val="20"/>
+      </w:rPr>
+    </w:lvl>
+    <w:lvl w:ilvl="4" w:tentative="1">
+      <w:start w:val="1"/>
+      <w:numFmt w:val="bullet"/>
+      <w:lvlText w:val=""/>
+      <w:lvlJc w:val="left"/>
+      <w:pPr>
+        <w:tabs>
+          <w:tab w:val="num" w:pos="3600"/>
+        </w:tabs>
+        <w:ind w:left="3600" w:hanging="360"/>
+      </w:pPr>
+      <w:rPr>
+        <w:rFonts w:ascii="Wingdings" w:hAnsi="Wingdings" w:hint="default"/>
+        <w:sz w:val="20"/>
+      </w:rPr>
+    </w:lvl>
+    <w:lvl w:ilvl="5" w:tentative="1">
+      <w:start w:val="1"/>
+      <w:numFmt w:val="bullet"/>
+      <w:lvlText w:val=""/>
+      <w:lvlJc w:val="left"/>
+      <w:pPr>
+        <w:tabs>
+          <w:tab w:val="num" w:pos="4320"/>
+        </w:tabs>
+        <w:ind w:left="4320" w:hanging="360"/>
+      </w:pPr>
+      <w:rPr>
+        <w:rFonts w:ascii="Wingdings" w:hAnsi="Wingdings" w:hint="default"/>
+        <w:sz w:val="20"/>
+      </w:rPr>
+    </w:lvl>
+    <w:lvl w:ilvl="6" w:tentative="1">
+      <w:start w:val="1"/>
+      <w:numFmt w:val="bullet"/>
+      <w:lvlText w:val=""/>
+      <w:lvlJc w:val="left"/>
+      <w:pPr>
+        <w:tabs>
+          <w:tab w:val="num" w:pos="5040"/>
+        </w:tabs>
+        <w:ind w:left="5040" w:hanging="360"/>
+      </w:pPr>
+      <w:rPr>
+        <w:rFonts w:ascii="Wingdings" w:hAnsi="Wingdings" w:hint="default"/>
+        <w:sz w:val="20"/>
+      </w:rPr>
+    </w:lvl>
+    <w:lvl w:ilvl="7" w:tentative="1">
+      <w:start w:val="1"/>
+      <w:numFmt w:val="bullet"/>
+      <w:lvlText w:val=""/>
+      <w:lvlJc w:val="left"/>
+      <w:pPr>
+        <w:tabs>
+          <w:tab w:val="num" w:pos="5760"/>
+        </w:tabs>
+        <w:ind w:left="5760" w:hanging="360"/>
+      </w:pPr>
+      <w:rPr>
+        <w:rFonts w:ascii="Wingdings" w:hAnsi="Wingdings" w:hint="default"/>
+        <w:sz w:val="20"/>
+      </w:rPr>
+    </w:lvl>
+    <w:lvl w:ilvl="8" w:tentative="1">
+      <w:start w:val="1"/>
+      <w:numFmt w:val="bullet"/>
+      <w:lvlText w:val=""/>
+      <w:lvlJc w:val="left"/>
+      <w:pPr>
+        <w:tabs>
+          <w:tab w:val="num" w:pos="6480"/>
+        </w:tabs>
+        <w:ind w:left="6480" w:hanging="360"/>
+      </w:pPr>
+      <w:rPr>
+        <w:rFonts w:ascii="Wingdings" w:hAnsi="Wingdings" w:hint="default"/>
+        <w:sz w:val="20"/>
+      </w:rPr>
+    </w:lvl>
+  </w:abstractNum>
+  <w:abstractNum w:abstractNumId="15" w15:restartNumberingAfterBreak="0">
     <w:nsid w:val="3BB95F2D"/>
     <w:multiLevelType w:val="multilevel"/>
     <w:tmpl w:val="24680684"/>
@@ -1932,7 +3447,156 @@
       </w:rPr>
     </w:lvl>
   </w:abstractNum>
-  <w:abstractNum w:abstractNumId="9" w15:restartNumberingAfterBreak="0">
+  <w:abstractNum w:abstractNumId="16" w15:restartNumberingAfterBreak="0">
+    <w:nsid w:val="438516E9"/>
+    <w:multiLevelType w:val="multilevel"/>
+    <w:tmpl w:val="35A67DBC"/>
+    <w:lvl w:ilvl="0">
+      <w:start w:val="1"/>
+      <w:numFmt w:val="bullet"/>
+      <w:lvlText w:val=""/>
+      <w:lvlJc w:val="left"/>
+      <w:pPr>
+        <w:tabs>
+          <w:tab w:val="num" w:pos="720"/>
+        </w:tabs>
+        <w:ind w:left="720" w:hanging="360"/>
+      </w:pPr>
+      <w:rPr>
+        <w:rFonts w:ascii="Symbol" w:hAnsi="Symbol" w:hint="default"/>
+        <w:sz w:val="20"/>
+      </w:rPr>
+    </w:lvl>
+    <w:lvl w:ilvl="1" w:tentative="1">
+      <w:start w:val="1"/>
+      <w:numFmt w:val="bullet"/>
+      <w:lvlText w:val="o"/>
+      <w:lvlJc w:val="left"/>
+      <w:pPr>
+        <w:tabs>
+          <w:tab w:val="num" w:pos="1440"/>
+        </w:tabs>
+        <w:ind w:left="1440" w:hanging="360"/>
+      </w:pPr>
+      <w:rPr>
+        <w:rFonts w:ascii="Courier New" w:hAnsi="Courier New" w:hint="default"/>
+        <w:sz w:val="20"/>
+      </w:rPr>
+    </w:lvl>
+    <w:lvl w:ilvl="2" w:tentative="1">
+      <w:start w:val="1"/>
+      <w:numFmt w:val="bullet"/>
+      <w:lvlText w:val=""/>
+      <w:lvlJc w:val="left"/>
+      <w:pPr>
+        <w:tabs>
+          <w:tab w:val="num" w:pos="2160"/>
+        </w:tabs>
+        <w:ind w:left="2160" w:hanging="360"/>
+      </w:pPr>
+      <w:rPr>
+        <w:rFonts w:ascii="Wingdings" w:hAnsi="Wingdings" w:hint="default"/>
+        <w:sz w:val="20"/>
+      </w:rPr>
+    </w:lvl>
+    <w:lvl w:ilvl="3" w:tentative="1">
+      <w:start w:val="1"/>
+      <w:numFmt w:val="bullet"/>
+      <w:lvlText w:val=""/>
+      <w:lvlJc w:val="left"/>
+      <w:pPr>
+        <w:tabs>
+          <w:tab w:val="num" w:pos="2880"/>
+        </w:tabs>
+        <w:ind w:left="2880" w:hanging="360"/>
+      </w:pPr>
+      <w:rPr>
+        <w:rFonts w:ascii="Wingdings" w:hAnsi="Wingdings" w:hint="default"/>
+        <w:sz w:val="20"/>
+      </w:rPr>
+    </w:lvl>
+    <w:lvl w:ilvl="4" w:tentative="1">
+      <w:start w:val="1"/>
+      <w:numFmt w:val="bullet"/>
+      <w:lvlText w:val=""/>
+      <w:lvlJc w:val="left"/>
+      <w:pPr>
+        <w:tabs>
+          <w:tab w:val="num" w:pos="3600"/>
+        </w:tabs>
+        <w:ind w:left="3600" w:hanging="360"/>
+      </w:pPr>
+      <w:rPr>
+        <w:rFonts w:ascii="Wingdings" w:hAnsi="Wingdings" w:hint="default"/>
+        <w:sz w:val="20"/>
+      </w:rPr>
+    </w:lvl>
+    <w:lvl w:ilvl="5" w:tentative="1">
+      <w:start w:val="1"/>
+      <w:numFmt w:val="bullet"/>
+      <w:lvlText w:val=""/>
+      <w:lvlJc w:val="left"/>
+      <w:pPr>
+        <w:tabs>
+          <w:tab w:val="num" w:pos="4320"/>
+        </w:tabs>
+        <w:ind w:left="4320" w:hanging="360"/>
+      </w:pPr>
+      <w:rPr>
+        <w:rFonts w:ascii="Wingdings" w:hAnsi="Wingdings" w:hint="default"/>
+        <w:sz w:val="20"/>
+      </w:rPr>
+    </w:lvl>
+    <w:lvl w:ilvl="6" w:tentative="1">
+      <w:start w:val="1"/>
+      <w:numFmt w:val="bullet"/>
+      <w:lvlText w:val=""/>
+      <w:lvlJc w:val="left"/>
+      <w:pPr>
+        <w:tabs>
+          <w:tab w:val="num" w:pos="5040"/>
+        </w:tabs>
+        <w:ind w:left="5040" w:hanging="360"/>
+      </w:pPr>
+      <w:rPr>
+        <w:rFonts w:ascii="Wingdings" w:hAnsi="Wingdings" w:hint="default"/>
+        <w:sz w:val="20"/>
+      </w:rPr>
+    </w:lvl>
+    <w:lvl w:ilvl="7" w:tentative="1">
+      <w:start w:val="1"/>
+      <w:numFmt w:val="bullet"/>
+      <w:lvlText w:val=""/>
+      <w:lvlJc w:val="left"/>
+      <w:pPr>
+        <w:tabs>
+          <w:tab w:val="num" w:pos="5760"/>
+        </w:tabs>
+        <w:ind w:left="5760" w:hanging="360"/>
+      </w:pPr>
+      <w:rPr>
+        <w:rFonts w:ascii="Wingdings" w:hAnsi="Wingdings" w:hint="default"/>
+        <w:sz w:val="20"/>
+      </w:rPr>
+    </w:lvl>
+    <w:lvl w:ilvl="8" w:tentative="1">
+      <w:start w:val="1"/>
+      <w:numFmt w:val="bullet"/>
+      <w:lvlText w:val=""/>
+      <w:lvlJc w:val="left"/>
+      <w:pPr>
+        <w:tabs>
+          <w:tab w:val="num" w:pos="6480"/>
+        </w:tabs>
+        <w:ind w:left="6480" w:hanging="360"/>
+      </w:pPr>
+      <w:rPr>
+        <w:rFonts w:ascii="Wingdings" w:hAnsi="Wingdings" w:hint="default"/>
+        <w:sz w:val="20"/>
+      </w:rPr>
+    </w:lvl>
+  </w:abstractNum>
+  <w:abstractNum w:abstractNumId="17" w15:restartNumberingAfterBreak="0">
     <w:nsid w:val="45215900"/>
     <w:multiLevelType w:val="multilevel"/>
     <w:tmpl w:val="1688D5F4"/>
@@ -2081,7 +3745,7 @@
       </w:rPr>
     </w:lvl>
   </w:abstractNum>
-  <w:abstractNum w:abstractNumId="10" w15:restartNumberingAfterBreak="0">
+  <w:abstractNum w:abstractNumId="18" w15:restartNumberingAfterBreak="0">
     <w:nsid w:val="4BAE207E"/>
     <w:multiLevelType w:val="multilevel"/>
     <w:tmpl w:val="62281386"/>
@@ -2230,7 +3894,720 @@
       </w:rPr>
     </w:lvl>
   </w:abstractNum>
-  <w:abstractNum w:abstractNumId="11" w15:restartNumberingAfterBreak="0">
+  <w:abstractNum w:abstractNumId="19" w15:restartNumberingAfterBreak="0">
+    <w:nsid w:val="56C74C56"/>
+    <w:multiLevelType w:val="multilevel"/>
+    <w:tmpl w:val="7C786CD2"/>
+    <w:lvl w:ilvl="0">
+      <w:start w:val="1"/>
+      <w:numFmt w:val="bullet"/>
+      <w:lvlText w:val=""/>
+      <w:lvlJc w:val="left"/>
+      <w:pPr>
+        <w:tabs>
+          <w:tab w:val="num" w:pos="720"/>
+        </w:tabs>
+        <w:ind w:left="720" w:hanging="360"/>
+      </w:pPr>
+      <w:rPr>
+        <w:rFonts w:ascii="Symbol" w:hAnsi="Symbol" w:hint="default"/>
+        <w:sz w:val="20"/>
+      </w:rPr>
+    </w:lvl>
+    <w:lvl w:ilvl="1" w:tentative="1">
+      <w:start w:val="1"/>
+      <w:numFmt w:val="bullet"/>
+      <w:lvlText w:val="o"/>
+      <w:lvlJc w:val="left"/>
+      <w:pPr>
+        <w:tabs>
+          <w:tab w:val="num" w:pos="1440"/>
+        </w:tabs>
+        <w:ind w:left="1440" w:hanging="360"/>
+      </w:pPr>
+      <w:rPr>
+        <w:rFonts w:ascii="Courier New" w:hAnsi="Courier New" w:hint="default"/>
+        <w:sz w:val="20"/>
+      </w:rPr>
+    </w:lvl>
+    <w:lvl w:ilvl="2" w:tentative="1">
+      <w:start w:val="1"/>
+      <w:numFmt w:val="bullet"/>
+      <w:lvlText w:val=""/>
+      <w:lvlJc w:val="left"/>
+      <w:pPr>
+        <w:tabs>
+          <w:tab w:val="num" w:pos="2160"/>
+        </w:tabs>
+        <w:ind w:left="2160" w:hanging="360"/>
+      </w:pPr>
+      <w:rPr>
+        <w:rFonts w:ascii="Wingdings" w:hAnsi="Wingdings" w:hint="default"/>
+        <w:sz w:val="20"/>
+      </w:rPr>
+    </w:lvl>
+    <w:lvl w:ilvl="3" w:tentative="1">
+      <w:start w:val="1"/>
+      <w:numFmt w:val="bullet"/>
+      <w:lvlText w:val=""/>
+      <w:lvlJc w:val="left"/>
+      <w:pPr>
+        <w:tabs>
+          <w:tab w:val="num" w:pos="2880"/>
+        </w:tabs>
+        <w:ind w:left="2880" w:hanging="360"/>
+      </w:pPr>
+      <w:rPr>
+        <w:rFonts w:ascii="Wingdings" w:hAnsi="Wingdings" w:hint="default"/>
+        <w:sz w:val="20"/>
+      </w:rPr>
+    </w:lvl>
+    <w:lvl w:ilvl="4" w:tentative="1">
+      <w:start w:val="1"/>
+      <w:numFmt w:val="bullet"/>
+      <w:lvlText w:val=""/>
+      <w:lvlJc w:val="left"/>
+      <w:pPr>
+        <w:tabs>
+          <w:tab w:val="num" w:pos="3600"/>
+        </w:tabs>
+        <w:ind w:left="3600" w:hanging="360"/>
+      </w:pPr>
+      <w:rPr>
+        <w:rFonts w:ascii="Wingdings" w:hAnsi="Wingdings" w:hint="default"/>
+        <w:sz w:val="20"/>
+      </w:rPr>
+    </w:lvl>
+    <w:lvl w:ilvl="5" w:tentative="1">
+      <w:start w:val="1"/>
+      <w:numFmt w:val="bullet"/>
+      <w:lvlText w:val=""/>
+      <w:lvlJc w:val="left"/>
+      <w:pPr>
+        <w:tabs>
+          <w:tab w:val="num" w:pos="4320"/>
+        </w:tabs>
+        <w:ind w:left="4320" w:hanging="360"/>
+      </w:pPr>
+      <w:rPr>
+        <w:rFonts w:ascii="Wingdings" w:hAnsi="Wingdings" w:hint="default"/>
+        <w:sz w:val="20"/>
+      </w:rPr>
+    </w:lvl>
+    <w:lvl w:ilvl="6" w:tentative="1">
+      <w:start w:val="1"/>
+      <w:numFmt w:val="bullet"/>
+      <w:lvlText w:val=""/>
+      <w:lvlJc w:val="left"/>
+      <w:pPr>
+        <w:tabs>
+          <w:tab w:val="num" w:pos="5040"/>
+        </w:tabs>
+        <w:ind w:left="5040" w:hanging="360"/>
+      </w:pPr>
+      <w:rPr>
+        <w:rFonts w:ascii="Wingdings" w:hAnsi="Wingdings" w:hint="default"/>
+        <w:sz w:val="20"/>
+      </w:rPr>
+    </w:lvl>
+    <w:lvl w:ilvl="7" w:tentative="1">
+      <w:start w:val="1"/>
+      <w:numFmt w:val="bullet"/>
+      <w:lvlText w:val=""/>
+      <w:lvlJc w:val="left"/>
+      <w:pPr>
+        <w:tabs>
+          <w:tab w:val="num" w:pos="5760"/>
+        </w:tabs>
+        <w:ind w:left="5760" w:hanging="360"/>
+      </w:pPr>
+      <w:rPr>
+        <w:rFonts w:ascii="Wingdings" w:hAnsi="Wingdings" w:hint="default"/>
+        <w:sz w:val="20"/>
+      </w:rPr>
+    </w:lvl>
+    <w:lvl w:ilvl="8" w:tentative="1">
+      <w:start w:val="1"/>
+      <w:numFmt w:val="bullet"/>
+      <w:lvlText w:val=""/>
+      <w:lvlJc w:val="left"/>
+      <w:pPr>
+        <w:tabs>
+          <w:tab w:val="num" w:pos="6480"/>
+        </w:tabs>
+        <w:ind w:left="6480" w:hanging="360"/>
+      </w:pPr>
+      <w:rPr>
+        <w:rFonts w:ascii="Wingdings" w:hAnsi="Wingdings" w:hint="default"/>
+        <w:sz w:val="20"/>
+      </w:rPr>
+    </w:lvl>
+  </w:abstractNum>
+  <w:abstractNum w:abstractNumId="20" w15:restartNumberingAfterBreak="0">
+    <w:nsid w:val="58EE718B"/>
+    <w:multiLevelType w:val="multilevel"/>
+    <w:tmpl w:val="41D4C5AE"/>
+    <w:lvl w:ilvl="0">
+      <w:start w:val="1"/>
+      <w:numFmt w:val="decimal"/>
+      <w:lvlText w:val="%1."/>
+      <w:lvlJc w:val="left"/>
+      <w:pPr>
+        <w:tabs>
+          <w:tab w:val="num" w:pos="720"/>
+        </w:tabs>
+        <w:ind w:left="720" w:hanging="360"/>
+      </w:pPr>
+    </w:lvl>
+    <w:lvl w:ilvl="1">
+      <w:start w:val="1"/>
+      <w:numFmt w:val="bullet"/>
+      <w:lvlText w:val="o"/>
+      <w:lvlJc w:val="left"/>
+      <w:pPr>
+        <w:tabs>
+          <w:tab w:val="num" w:pos="1440"/>
+        </w:tabs>
+        <w:ind w:left="1440" w:hanging="360"/>
+      </w:pPr>
+      <w:rPr>
+        <w:rFonts w:ascii="Courier New" w:hAnsi="Courier New" w:hint="default"/>
+        <w:sz w:val="20"/>
+      </w:rPr>
+    </w:lvl>
+    <w:lvl w:ilvl="2" w:tentative="1">
+      <w:start w:val="1"/>
+      <w:numFmt w:val="decimal"/>
+      <w:lvlText w:val="%3."/>
+      <w:lvlJc w:val="left"/>
+      <w:pPr>
+        <w:tabs>
+          <w:tab w:val="num" w:pos="2160"/>
+        </w:tabs>
+        <w:ind w:left="2160" w:hanging="360"/>
+      </w:pPr>
+    </w:lvl>
+    <w:lvl w:ilvl="3" w:tentative="1">
+      <w:start w:val="1"/>
+      <w:numFmt w:val="decimal"/>
+      <w:lvlText w:val="%4."/>
+      <w:lvlJc w:val="left"/>
+      <w:pPr>
+        <w:tabs>
+          <w:tab w:val="num" w:pos="2880"/>
+        </w:tabs>
+        <w:ind w:left="2880" w:hanging="360"/>
+      </w:pPr>
+    </w:lvl>
+    <w:lvl w:ilvl="4" w:tentative="1">
+      <w:start w:val="1"/>
+      <w:numFmt w:val="decimal"/>
+      <w:lvlText w:val="%5."/>
+      <w:lvlJc w:val="left"/>
+      <w:pPr>
+        <w:tabs>
+          <w:tab w:val="num" w:pos="3600"/>
+        </w:tabs>
+        <w:ind w:left="3600" w:hanging="360"/>
+      </w:pPr>
+    </w:lvl>
+    <w:lvl w:ilvl="5" w:tentative="1">
+      <w:start w:val="1"/>
+      <w:numFmt w:val="decimal"/>
+      <w:lvlText w:val="%6."/>
+      <w:lvlJc w:val="left"/>
+      <w:pPr>
+        <w:tabs>
+          <w:tab w:val="num" w:pos="4320"/>
+        </w:tabs>
+        <w:ind w:left="4320" w:hanging="360"/>
+      </w:pPr>
+    </w:lvl>
+    <w:lvl w:ilvl="6" w:tentative="1">
+      <w:start w:val="1"/>
+      <w:numFmt w:val="decimal"/>
+      <w:lvlText w:val="%7."/>
+      <w:lvlJc w:val="left"/>
+      <w:pPr>
+        <w:tabs>
+          <w:tab w:val="num" w:pos="5040"/>
+        </w:tabs>
+        <w:ind w:left="5040" w:hanging="360"/>
+      </w:pPr>
+    </w:lvl>
+    <w:lvl w:ilvl="7" w:tentative="1">
+      <w:start w:val="1"/>
+      <w:numFmt w:val="decimal"/>
+      <w:lvlText w:val="%8."/>
+      <w:lvlJc w:val="left"/>
+      <w:pPr>
+        <w:tabs>
+          <w:tab w:val="num" w:pos="5760"/>
+        </w:tabs>
+        <w:ind w:left="5760" w:hanging="360"/>
+      </w:pPr>
+    </w:lvl>
+    <w:lvl w:ilvl="8" w:tentative="1">
+      <w:start w:val="1"/>
+      <w:numFmt w:val="decimal"/>
+      <w:lvlText w:val="%9."/>
+      <w:lvlJc w:val="left"/>
+      <w:pPr>
+        <w:tabs>
+          <w:tab w:val="num" w:pos="6480"/>
+        </w:tabs>
+        <w:ind w:left="6480" w:hanging="360"/>
+      </w:pPr>
+    </w:lvl>
+  </w:abstractNum>
+  <w:abstractNum w:abstractNumId="21" w15:restartNumberingAfterBreak="0">
+    <w:nsid w:val="66F0508F"/>
+    <w:multiLevelType w:val="multilevel"/>
+    <w:tmpl w:val="64D82E26"/>
+    <w:lvl w:ilvl="0">
+      <w:start w:val="1"/>
+      <w:numFmt w:val="bullet"/>
+      <w:lvlText w:val=""/>
+      <w:lvlJc w:val="left"/>
+      <w:pPr>
+        <w:tabs>
+          <w:tab w:val="num" w:pos="720"/>
+        </w:tabs>
+        <w:ind w:left="720" w:hanging="360"/>
+      </w:pPr>
+      <w:rPr>
+        <w:rFonts w:ascii="Symbol" w:hAnsi="Symbol" w:hint="default"/>
+        <w:sz w:val="20"/>
+      </w:rPr>
+    </w:lvl>
+    <w:lvl w:ilvl="1" w:tentative="1">
+      <w:start w:val="1"/>
+      <w:numFmt w:val="bullet"/>
+      <w:lvlText w:val="o"/>
+      <w:lvlJc w:val="left"/>
+      <w:pPr>
+        <w:tabs>
+          <w:tab w:val="num" w:pos="1440"/>
+        </w:tabs>
+        <w:ind w:left="1440" w:hanging="360"/>
+      </w:pPr>
+      <w:rPr>
+        <w:rFonts w:ascii="Courier New" w:hAnsi="Courier New" w:hint="default"/>
+        <w:sz w:val="20"/>
+      </w:rPr>
+    </w:lvl>
+    <w:lvl w:ilvl="2" w:tentative="1">
+      <w:start w:val="1"/>
+      <w:numFmt w:val="bullet"/>
+      <w:lvlText w:val=""/>
+      <w:lvlJc w:val="left"/>
+      <w:pPr>
+        <w:tabs>
+          <w:tab w:val="num" w:pos="2160"/>
+        </w:tabs>
+        <w:ind w:left="2160" w:hanging="360"/>
+      </w:pPr>
+      <w:rPr>
+        <w:rFonts w:ascii="Wingdings" w:hAnsi="Wingdings" w:hint="default"/>
+        <w:sz w:val="20"/>
+      </w:rPr>
+    </w:lvl>
+    <w:lvl w:ilvl="3" w:tentative="1">
+      <w:start w:val="1"/>
+      <w:numFmt w:val="bullet"/>
+      <w:lvlText w:val=""/>
+      <w:lvlJc w:val="left"/>
+      <w:pPr>
+        <w:tabs>
+          <w:tab w:val="num" w:pos="2880"/>
+        </w:tabs>
+        <w:ind w:left="2880" w:hanging="360"/>
+      </w:pPr>
+      <w:rPr>
+        <w:rFonts w:ascii="Wingdings" w:hAnsi="Wingdings" w:hint="default"/>
+        <w:sz w:val="20"/>
+      </w:rPr>
+    </w:lvl>
+    <w:lvl w:ilvl="4" w:tentative="1">
+      <w:start w:val="1"/>
+      <w:numFmt w:val="bullet"/>
+      <w:lvlText w:val=""/>
+      <w:lvlJc w:val="left"/>
+      <w:pPr>
+        <w:tabs>
+          <w:tab w:val="num" w:pos="3600"/>
+        </w:tabs>
+        <w:ind w:left="3600" w:hanging="360"/>
+      </w:pPr>
+      <w:rPr>
+        <w:rFonts w:ascii="Wingdings" w:hAnsi="Wingdings" w:hint="default"/>
+        <w:sz w:val="20"/>
+      </w:rPr>
+    </w:lvl>
+    <w:lvl w:ilvl="5" w:tentative="1">
+      <w:start w:val="1"/>
+      <w:numFmt w:val="bullet"/>
+      <w:lvlText w:val=""/>
+      <w:lvlJc w:val="left"/>
+      <w:pPr>
+        <w:tabs>
+          <w:tab w:val="num" w:pos="4320"/>
+        </w:tabs>
+        <w:ind w:left="4320" w:hanging="360"/>
+      </w:pPr>
+      <w:rPr>
+        <w:rFonts w:ascii="Wingdings" w:hAnsi="Wingdings" w:hint="default"/>
+        <w:sz w:val="20"/>
+      </w:rPr>
+    </w:lvl>
+    <w:lvl w:ilvl="6" w:tentative="1">
+      <w:start w:val="1"/>
+      <w:numFmt w:val="bullet"/>
+      <w:lvlText w:val=""/>
+      <w:lvlJc w:val="left"/>
+      <w:pPr>
+        <w:tabs>
+          <w:tab w:val="num" w:pos="5040"/>
+        </w:tabs>
+        <w:ind w:left="5040" w:hanging="360"/>
+      </w:pPr>
+      <w:rPr>
+        <w:rFonts w:ascii="Wingdings" w:hAnsi="Wingdings" w:hint="default"/>
+        <w:sz w:val="20"/>
+      </w:rPr>
+    </w:lvl>
+    <w:lvl w:ilvl="7" w:tentative="1">
+      <w:start w:val="1"/>
+      <w:numFmt w:val="bullet"/>
+      <w:lvlText w:val=""/>
+      <w:lvlJc w:val="left"/>
+      <w:pPr>
+        <w:tabs>
+          <w:tab w:val="num" w:pos="5760"/>
+        </w:tabs>
+        <w:ind w:left="5760" w:hanging="360"/>
+      </w:pPr>
+      <w:rPr>
+        <w:rFonts w:ascii="Wingdings" w:hAnsi="Wingdings" w:hint="default"/>
+        <w:sz w:val="20"/>
+      </w:rPr>
+    </w:lvl>
+    <w:lvl w:ilvl="8" w:tentative="1">
+      <w:start w:val="1"/>
+      <w:numFmt w:val="bullet"/>
+      <w:lvlText w:val=""/>
+      <w:lvlJc w:val="left"/>
+      <w:pPr>
+        <w:tabs>
+          <w:tab w:val="num" w:pos="6480"/>
+        </w:tabs>
+        <w:ind w:left="6480" w:hanging="360"/>
+      </w:pPr>
+      <w:rPr>
+        <w:rFonts w:ascii="Wingdings" w:hAnsi="Wingdings" w:hint="default"/>
+        <w:sz w:val="20"/>
+      </w:rPr>
+    </w:lvl>
+  </w:abstractNum>
+  <w:abstractNum w:abstractNumId="22" w15:restartNumberingAfterBreak="0">
+    <w:nsid w:val="68957943"/>
+    <w:multiLevelType w:val="multilevel"/>
+    <w:tmpl w:val="9CACFDF6"/>
+    <w:lvl w:ilvl="0">
+      <w:start w:val="1"/>
+      <w:numFmt w:val="bullet"/>
+      <w:lvlText w:val=""/>
+      <w:lvlJc w:val="left"/>
+      <w:pPr>
+        <w:tabs>
+          <w:tab w:val="num" w:pos="720"/>
+        </w:tabs>
+        <w:ind w:left="720" w:hanging="360"/>
+      </w:pPr>
+      <w:rPr>
+        <w:rFonts w:ascii="Symbol" w:hAnsi="Symbol" w:hint="default"/>
+        <w:sz w:val="20"/>
+      </w:rPr>
+    </w:lvl>
+    <w:lvl w:ilvl="1" w:tentative="1">
+      <w:start w:val="1"/>
+      <w:numFmt w:val="bullet"/>
+      <w:lvlText w:val="o"/>
+      <w:lvlJc w:val="left"/>
+      <w:pPr>
+        <w:tabs>
+          <w:tab w:val="num" w:pos="1440"/>
+        </w:tabs>
+        <w:ind w:left="1440" w:hanging="360"/>
+      </w:pPr>
+      <w:rPr>
+        <w:rFonts w:ascii="Courier New" w:hAnsi="Courier New" w:hint="default"/>
+        <w:sz w:val="20"/>
+      </w:rPr>
+    </w:lvl>
+    <w:lvl w:ilvl="2" w:tentative="1">
+      <w:start w:val="1"/>
+      <w:numFmt w:val="bullet"/>
+      <w:lvlText w:val=""/>
+      <w:lvlJc w:val="left"/>
+      <w:pPr>
+        <w:tabs>
+          <w:tab w:val="num" w:pos="2160"/>
+        </w:tabs>
+        <w:ind w:left="2160" w:hanging="360"/>
+      </w:pPr>
+      <w:rPr>
+        <w:rFonts w:ascii="Wingdings" w:hAnsi="Wingdings" w:hint="default"/>
+        <w:sz w:val="20"/>
+      </w:rPr>
+    </w:lvl>
+    <w:lvl w:ilvl="3" w:tentative="1">
+      <w:start w:val="1"/>
+      <w:numFmt w:val="bullet"/>
+      <w:lvlText w:val=""/>
+      <w:lvlJc w:val="left"/>
+      <w:pPr>
+        <w:tabs>
+          <w:tab w:val="num" w:pos="2880"/>
+        </w:tabs>
+        <w:ind w:left="2880" w:hanging="360"/>
+      </w:pPr>
+      <w:rPr>
+        <w:rFonts w:ascii="Wingdings" w:hAnsi="Wingdings" w:hint="default"/>
+        <w:sz w:val="20"/>
+      </w:rPr>
+    </w:lvl>
+    <w:lvl w:ilvl="4" w:tentative="1">
+      <w:start w:val="1"/>
+      <w:numFmt w:val="bullet"/>
+      <w:lvlText w:val=""/>
+      <w:lvlJc w:val="left"/>
+      <w:pPr>
+        <w:tabs>
+          <w:tab w:val="num" w:pos="3600"/>
+        </w:tabs>
+        <w:ind w:left="3600" w:hanging="360"/>
+      </w:pPr>
+      <w:rPr>
+        <w:rFonts w:ascii="Wingdings" w:hAnsi="Wingdings" w:hint="default"/>
+        <w:sz w:val="20"/>
+      </w:rPr>
+    </w:lvl>
+    <w:lvl w:ilvl="5" w:tentative="1">
+      <w:start w:val="1"/>
+      <w:numFmt w:val="bullet"/>
+      <w:lvlText w:val=""/>
+      <w:lvlJc w:val="left"/>
+      <w:pPr>
+        <w:tabs>
+          <w:tab w:val="num" w:pos="4320"/>
+        </w:tabs>
+        <w:ind w:left="4320" w:hanging="360"/>
+      </w:pPr>
+      <w:rPr>
+        <w:rFonts w:ascii="Wingdings" w:hAnsi="Wingdings" w:hint="default"/>
+        <w:sz w:val="20"/>
+      </w:rPr>
+    </w:lvl>
+    <w:lvl w:ilvl="6" w:tentative="1">
+      <w:start w:val="1"/>
+      <w:numFmt w:val="bullet"/>
+      <w:lvlText w:val=""/>
+      <w:lvlJc w:val="left"/>
+      <w:pPr>
+        <w:tabs>
+          <w:tab w:val="num" w:pos="5040"/>
+        </w:tabs>
+        <w:ind w:left="5040" w:hanging="360"/>
+      </w:pPr>
+      <w:rPr>
+        <w:rFonts w:ascii="Wingdings" w:hAnsi="Wingdings" w:hint="default"/>
+        <w:sz w:val="20"/>
+      </w:rPr>
+    </w:lvl>
+    <w:lvl w:ilvl="7" w:tentative="1">
+      <w:start w:val="1"/>
+      <w:numFmt w:val="bullet"/>
+      <w:lvlText w:val=""/>
+      <w:lvlJc w:val="left"/>
+      <w:pPr>
+        <w:tabs>
+          <w:tab w:val="num" w:pos="5760"/>
+        </w:tabs>
+        <w:ind w:left="5760" w:hanging="360"/>
+      </w:pPr>
+      <w:rPr>
+        <w:rFonts w:ascii="Wingdings" w:hAnsi="Wingdings" w:hint="default"/>
+        <w:sz w:val="20"/>
+      </w:rPr>
+    </w:lvl>
+    <w:lvl w:ilvl="8" w:tentative="1">
+      <w:start w:val="1"/>
+      <w:numFmt w:val="bullet"/>
+      <w:lvlText w:val=""/>
+      <w:lvlJc w:val="left"/>
+      <w:pPr>
+        <w:tabs>
+          <w:tab w:val="num" w:pos="6480"/>
+        </w:tabs>
+        <w:ind w:left="6480" w:hanging="360"/>
+      </w:pPr>
+      <w:rPr>
+        <w:rFonts w:ascii="Wingdings" w:hAnsi="Wingdings" w:hint="default"/>
+        <w:sz w:val="20"/>
+      </w:rPr>
+    </w:lvl>
+  </w:abstractNum>
+  <w:abstractNum w:abstractNumId="23" w15:restartNumberingAfterBreak="0">
+    <w:nsid w:val="6AA5133D"/>
+    <w:multiLevelType w:val="multilevel"/>
+    <w:tmpl w:val="80AE3598"/>
+    <w:lvl w:ilvl="0">
+      <w:start w:val="1"/>
+      <w:numFmt w:val="bullet"/>
+      <w:lvlText w:val=""/>
+      <w:lvlJc w:val="left"/>
+      <w:pPr>
+        <w:tabs>
+          <w:tab w:val="num" w:pos="720"/>
+        </w:tabs>
+        <w:ind w:left="720" w:hanging="360"/>
+      </w:pPr>
+      <w:rPr>
+        <w:rFonts w:ascii="Symbol" w:hAnsi="Symbol" w:hint="default"/>
+        <w:sz w:val="20"/>
+      </w:rPr>
+    </w:lvl>
+    <w:lvl w:ilvl="1" w:tentative="1">
+      <w:start w:val="1"/>
+      <w:numFmt w:val="bullet"/>
+      <w:lvlText w:val="o"/>
+      <w:lvlJc w:val="left"/>
+      <w:pPr>
+        <w:tabs>
+          <w:tab w:val="num" w:pos="1440"/>
+        </w:tabs>
+        <w:ind w:left="1440" w:hanging="360"/>
+      </w:pPr>
+      <w:rPr>
+        <w:rFonts w:ascii="Courier New" w:hAnsi="Courier New" w:hint="default"/>
+        <w:sz w:val="20"/>
+      </w:rPr>
+    </w:lvl>
+    <w:lvl w:ilvl="2" w:tentative="1">
+      <w:start w:val="1"/>
+      <w:numFmt w:val="bullet"/>
+      <w:lvlText w:val=""/>
+      <w:lvlJc w:val="left"/>
+      <w:pPr>
+        <w:tabs>
+          <w:tab w:val="num" w:pos="2160"/>
+        </w:tabs>
+        <w:ind w:left="2160" w:hanging="360"/>
+      </w:pPr>
+      <w:rPr>
+        <w:rFonts w:ascii="Wingdings" w:hAnsi="Wingdings" w:hint="default"/>
+        <w:sz w:val="20"/>
+      </w:rPr>
+    </w:lvl>
+    <w:lvl w:ilvl="3" w:tentative="1">
+      <w:start w:val="1"/>
+      <w:numFmt w:val="bullet"/>
+      <w:lvlText w:val=""/>
+      <w:lvlJc w:val="left"/>
+      <w:pPr>
+        <w:tabs>
+          <w:tab w:val="num" w:pos="2880"/>
+        </w:tabs>
+        <w:ind w:left="2880" w:hanging="360"/>
+      </w:pPr>
+      <w:rPr>
+        <w:rFonts w:ascii="Wingdings" w:hAnsi="Wingdings" w:hint="default"/>
+        <w:sz w:val="20"/>
+      </w:rPr>
+    </w:lvl>
+    <w:lvl w:ilvl="4" w:tentative="1">
+      <w:start w:val="1"/>
+      <w:numFmt w:val="bullet"/>
+      <w:lvlText w:val=""/>
+      <w:lvlJc w:val="left"/>
+      <w:pPr>
+        <w:tabs>
+          <w:tab w:val="num" w:pos="3600"/>
+        </w:tabs>
+        <w:ind w:left="3600" w:hanging="360"/>
+      </w:pPr>
+      <w:rPr>
+        <w:rFonts w:ascii="Wingdings" w:hAnsi="Wingdings" w:hint="default"/>
+        <w:sz w:val="20"/>
+      </w:rPr>
+    </w:lvl>
+    <w:lvl w:ilvl="5" w:tentative="1">
+      <w:start w:val="1"/>
+      <w:numFmt w:val="bullet"/>
+      <w:lvlText w:val=""/>
+      <w:lvlJc w:val="left"/>
+      <w:pPr>
+        <w:tabs>
+          <w:tab w:val="num" w:pos="4320"/>
+        </w:tabs>
+        <w:ind w:left="4320" w:hanging="360"/>
+      </w:pPr>
+      <w:rPr>
+        <w:rFonts w:ascii="Wingdings" w:hAnsi="Wingdings" w:hint="default"/>
+        <w:sz w:val="20"/>
+      </w:rPr>
+    </w:lvl>
+    <w:lvl w:ilvl="6" w:tentative="1">
+      <w:start w:val="1"/>
+      <w:numFmt w:val="bullet"/>
+      <w:lvlText w:val=""/>
+      <w:lvlJc w:val="left"/>
+      <w:pPr>
+        <w:tabs>
+          <w:tab w:val="num" w:pos="5040"/>
+        </w:tabs>
+        <w:ind w:left="5040" w:hanging="360"/>
+      </w:pPr>
+      <w:rPr>
+        <w:rFonts w:ascii="Wingdings" w:hAnsi="Wingdings" w:hint="default"/>
+        <w:sz w:val="20"/>
+      </w:rPr>
+    </w:lvl>
+    <w:lvl w:ilvl="7" w:tentative="1">
+      <w:start w:val="1"/>
+      <w:numFmt w:val="bullet"/>
+      <w:lvlText w:val=""/>
+      <w:lvlJc w:val="left"/>
+      <w:pPr>
+        <w:tabs>
+          <w:tab w:val="num" w:pos="5760"/>
+        </w:tabs>
+        <w:ind w:left="5760" w:hanging="360"/>
+      </w:pPr>
+      <w:rPr>
+        <w:rFonts w:ascii="Wingdings" w:hAnsi="Wingdings" w:hint="default"/>
+        <w:sz w:val="20"/>
+      </w:rPr>
+    </w:lvl>
+    <w:lvl w:ilvl="8" w:tentative="1">
+      <w:start w:val="1"/>
+      <w:numFmt w:val="bullet"/>
+      <w:lvlText w:val=""/>
+      <w:lvlJc w:val="left"/>
+      <w:pPr>
+        <w:tabs>
+          <w:tab w:val="num" w:pos="6480"/>
+        </w:tabs>
+        <w:ind w:left="6480" w:hanging="360"/>
+      </w:pPr>
+      <w:rPr>
+        <w:rFonts w:ascii="Wingdings" w:hAnsi="Wingdings" w:hint="default"/>
+        <w:sz w:val="20"/>
+      </w:rPr>
+    </w:lvl>
+  </w:abstractNum>
+  <w:abstractNum w:abstractNumId="24" w15:restartNumberingAfterBreak="0">
     <w:nsid w:val="6B113500"/>
     <w:multiLevelType w:val="multilevel"/>
     <w:tmpl w:val="E67EF2B4"/>
@@ -2379,7 +4756,156 @@
       </w:rPr>
     </w:lvl>
   </w:abstractNum>
-  <w:abstractNum w:abstractNumId="12" w15:restartNumberingAfterBreak="0">
+  <w:abstractNum w:abstractNumId="25" w15:restartNumberingAfterBreak="0">
+    <w:nsid w:val="6FBD0464"/>
+    <w:multiLevelType w:val="multilevel"/>
+    <w:tmpl w:val="37AC5000"/>
+    <w:lvl w:ilvl="0">
+      <w:start w:val="1"/>
+      <w:numFmt w:val="bullet"/>
+      <w:lvlText w:val=""/>
+      <w:lvlJc w:val="left"/>
+      <w:pPr>
+        <w:tabs>
+          <w:tab w:val="num" w:pos="720"/>
+        </w:tabs>
+        <w:ind w:left="720" w:hanging="360"/>
+      </w:pPr>
+      <w:rPr>
+        <w:rFonts w:ascii="Symbol" w:hAnsi="Symbol" w:hint="default"/>
+        <w:sz w:val="20"/>
+      </w:rPr>
+    </w:lvl>
+    <w:lvl w:ilvl="1" w:tentative="1">
+      <w:start w:val="1"/>
+      <w:numFmt w:val="bullet"/>
+      <w:lvlText w:val="o"/>
+      <w:lvlJc w:val="left"/>
+      <w:pPr>
+        <w:tabs>
+          <w:tab w:val="num" w:pos="1440"/>
+        </w:tabs>
+        <w:ind w:left="1440" w:hanging="360"/>
+      </w:pPr>
+      <w:rPr>
+        <w:rFonts w:ascii="Courier New" w:hAnsi="Courier New" w:hint="default"/>
+        <w:sz w:val="20"/>
+      </w:rPr>
+    </w:lvl>
+    <w:lvl w:ilvl="2" w:tentative="1">
+      <w:start w:val="1"/>
+      <w:numFmt w:val="bullet"/>
+      <w:lvlText w:val=""/>
+      <w:lvlJc w:val="left"/>
+      <w:pPr>
+        <w:tabs>
+          <w:tab w:val="num" w:pos="2160"/>
+        </w:tabs>
+        <w:ind w:left="2160" w:hanging="360"/>
+      </w:pPr>
+      <w:rPr>
+        <w:rFonts w:ascii="Wingdings" w:hAnsi="Wingdings" w:hint="default"/>
+        <w:sz w:val="20"/>
+      </w:rPr>
+    </w:lvl>
+    <w:lvl w:ilvl="3" w:tentative="1">
+      <w:start w:val="1"/>
+      <w:numFmt w:val="bullet"/>
+      <w:lvlText w:val=""/>
+      <w:lvlJc w:val="left"/>
+      <w:pPr>
+        <w:tabs>
+          <w:tab w:val="num" w:pos="2880"/>
+        </w:tabs>
+        <w:ind w:left="2880" w:hanging="360"/>
+      </w:pPr>
+      <w:rPr>
+        <w:rFonts w:ascii="Wingdings" w:hAnsi="Wingdings" w:hint="default"/>
+        <w:sz w:val="20"/>
+      </w:rPr>
+    </w:lvl>
+    <w:lvl w:ilvl="4" w:tentative="1">
+      <w:start w:val="1"/>
+      <w:numFmt w:val="bullet"/>
+      <w:lvlText w:val=""/>
+      <w:lvlJc w:val="left"/>
+      <w:pPr>
+        <w:tabs>
+          <w:tab w:val="num" w:pos="3600"/>
+        </w:tabs>
+        <w:ind w:left="3600" w:hanging="360"/>
+      </w:pPr>
+      <w:rPr>
+        <w:rFonts w:ascii="Wingdings" w:hAnsi="Wingdings" w:hint="default"/>
+        <w:sz w:val="20"/>
+      </w:rPr>
+    </w:lvl>
+    <w:lvl w:ilvl="5" w:tentative="1">
+      <w:start w:val="1"/>
+      <w:numFmt w:val="bullet"/>
+      <w:lvlText w:val=""/>
+      <w:lvlJc w:val="left"/>
+      <w:pPr>
+        <w:tabs>
+          <w:tab w:val="num" w:pos="4320"/>
+        </w:tabs>
+        <w:ind w:left="4320" w:hanging="360"/>
+      </w:pPr>
+      <w:rPr>
+        <w:rFonts w:ascii="Wingdings" w:hAnsi="Wingdings" w:hint="default"/>
+        <w:sz w:val="20"/>
+      </w:rPr>
+    </w:lvl>
+    <w:lvl w:ilvl="6" w:tentative="1">
+      <w:start w:val="1"/>
+      <w:numFmt w:val="bullet"/>
+      <w:lvlText w:val=""/>
+      <w:lvlJc w:val="left"/>
+      <w:pPr>
+        <w:tabs>
+          <w:tab w:val="num" w:pos="5040"/>
+        </w:tabs>
+        <w:ind w:left="5040" w:hanging="360"/>
+      </w:pPr>
+      <w:rPr>
+        <w:rFonts w:ascii="Wingdings" w:hAnsi="Wingdings" w:hint="default"/>
+        <w:sz w:val="20"/>
+      </w:rPr>
+    </w:lvl>
+    <w:lvl w:ilvl="7" w:tentative="1">
+      <w:start w:val="1"/>
+      <w:numFmt w:val="bullet"/>
+      <w:lvlText w:val=""/>
+      <w:lvlJc w:val="left"/>
+      <w:pPr>
+        <w:tabs>
+          <w:tab w:val="num" w:pos="5760"/>
+        </w:tabs>
+        <w:ind w:left="5760" w:hanging="360"/>
+      </w:pPr>
+      <w:rPr>
+        <w:rFonts w:ascii="Wingdings" w:hAnsi="Wingdings" w:hint="default"/>
+        <w:sz w:val="20"/>
+      </w:rPr>
+    </w:lvl>
+    <w:lvl w:ilvl="8" w:tentative="1">
+      <w:start w:val="1"/>
+      <w:numFmt w:val="bullet"/>
+      <w:lvlText w:val=""/>
+      <w:lvlJc w:val="left"/>
+      <w:pPr>
+        <w:tabs>
+          <w:tab w:val="num" w:pos="6480"/>
+        </w:tabs>
+        <w:ind w:left="6480" w:hanging="360"/>
+      </w:pPr>
+      <w:rPr>
+        <w:rFonts w:ascii="Wingdings" w:hAnsi="Wingdings" w:hint="default"/>
+        <w:sz w:val="20"/>
+      </w:rPr>
+    </w:lvl>
+  </w:abstractNum>
+  <w:abstractNum w:abstractNumId="26" w15:restartNumberingAfterBreak="0">
     <w:nsid w:val="72CA779B"/>
     <w:multiLevelType w:val="multilevel"/>
     <w:tmpl w:val="ABAEBAF4"/>
@@ -2496,7 +5022,7 @@
       </w:pPr>
     </w:lvl>
   </w:abstractNum>
-  <w:abstractNum w:abstractNumId="13" w15:restartNumberingAfterBreak="0">
+  <w:abstractNum w:abstractNumId="27" w15:restartNumberingAfterBreak="0">
     <w:nsid w:val="78407300"/>
     <w:multiLevelType w:val="multilevel"/>
     <w:tmpl w:val="5448D894"/>
@@ -2613,7 +5139,7 @@
       </w:pPr>
     </w:lvl>
   </w:abstractNum>
-  <w:abstractNum w:abstractNumId="14" w15:restartNumberingAfterBreak="0">
+  <w:abstractNum w:abstractNumId="28" w15:restartNumberingAfterBreak="0">
     <w:nsid w:val="798A7FD7"/>
     <w:multiLevelType w:val="multilevel"/>
     <w:tmpl w:val="50C86AC6"/>
@@ -2762,7 +5288,7 @@
       </w:rPr>
     </w:lvl>
   </w:abstractNum>
-  <w:abstractNum w:abstractNumId="15" w15:restartNumberingAfterBreak="0">
+  <w:abstractNum w:abstractNumId="29" w15:restartNumberingAfterBreak="0">
     <w:nsid w:val="7CC0196F"/>
     <w:multiLevelType w:val="multilevel"/>
     <w:tmpl w:val="EEFCD6E6"/>
@@ -2912,52 +5438,94 @@
     </w:lvl>
   </w:abstractNum>
   <w:num w:numId="1" w16cid:durableId="1567567256">
+    <w:abstractNumId w:val="9"/>
+  </w:num>
+  <w:num w:numId="2" w16cid:durableId="1452169573">
+    <w:abstractNumId w:val="24"/>
+  </w:num>
+  <w:num w:numId="3" w16cid:durableId="133066023">
+    <w:abstractNumId w:val="13"/>
+  </w:num>
+  <w:num w:numId="4" w16cid:durableId="697312545">
+    <w:abstractNumId w:val="15"/>
+  </w:num>
+  <w:num w:numId="5" w16cid:durableId="1324819969">
+    <w:abstractNumId w:val="6"/>
+  </w:num>
+  <w:num w:numId="6" w16cid:durableId="1851407083">
+    <w:abstractNumId w:val="12"/>
+  </w:num>
+  <w:num w:numId="7" w16cid:durableId="644627189">
+    <w:abstractNumId w:val="27"/>
+  </w:num>
+  <w:num w:numId="8" w16cid:durableId="1207987676">
+    <w:abstractNumId w:val="28"/>
+  </w:num>
+  <w:num w:numId="9" w16cid:durableId="1792823880">
+    <w:abstractNumId w:val="29"/>
+  </w:num>
+  <w:num w:numId="10" w16cid:durableId="756949744">
+    <w:abstractNumId w:val="18"/>
+  </w:num>
+  <w:num w:numId="11" w16cid:durableId="1952130891">
     <w:abstractNumId w:val="4"/>
   </w:num>
-  <w:num w:numId="2" w16cid:durableId="1452169573">
+  <w:num w:numId="12" w16cid:durableId="697852979">
+    <w:abstractNumId w:val="5"/>
+  </w:num>
+  <w:num w:numId="13" w16cid:durableId="914971493">
+    <w:abstractNumId w:val="17"/>
+  </w:num>
+  <w:num w:numId="14" w16cid:durableId="1295060037">
+    <w:abstractNumId w:val="1"/>
+  </w:num>
+  <w:num w:numId="15" w16cid:durableId="1372075145">
+    <w:abstractNumId w:val="26"/>
+  </w:num>
+  <w:num w:numId="16" w16cid:durableId="756243081">
+    <w:abstractNumId w:val="10"/>
+  </w:num>
+  <w:num w:numId="17" w16cid:durableId="956301725">
+    <w:abstractNumId w:val="22"/>
+  </w:num>
+  <w:num w:numId="18" w16cid:durableId="1892304560">
+    <w:abstractNumId w:val="2"/>
+  </w:num>
+  <w:num w:numId="19" w16cid:durableId="1409574363">
+    <w:abstractNumId w:val="3"/>
+  </w:num>
+  <w:num w:numId="20" w16cid:durableId="571544830">
+    <w:abstractNumId w:val="19"/>
+  </w:num>
+  <w:num w:numId="21" w16cid:durableId="527108971">
+    <w:abstractNumId w:val="0"/>
+  </w:num>
+  <w:num w:numId="22" w16cid:durableId="46147374">
+    <w:abstractNumId w:val="16"/>
+  </w:num>
+  <w:num w:numId="23" w16cid:durableId="695346340">
+    <w:abstractNumId w:val="20"/>
+  </w:num>
+  <w:num w:numId="24" w16cid:durableId="921333856">
+    <w:abstractNumId w:val="23"/>
+  </w:num>
+  <w:num w:numId="25" w16cid:durableId="1900626665">
+    <w:abstractNumId w:val="21"/>
+  </w:num>
+  <w:num w:numId="26" w16cid:durableId="158009276">
     <w:abstractNumId w:val="11"/>
   </w:num>
-  <w:num w:numId="3" w16cid:durableId="133066023">
+  <w:num w:numId="27" w16cid:durableId="1235167752">
+    <w:abstractNumId w:val="25"/>
+  </w:num>
+  <w:num w:numId="28" w16cid:durableId="1700274471">
+    <w:abstractNumId w:val="8"/>
+  </w:num>
+  <w:num w:numId="29" w16cid:durableId="1494030438">
     <w:abstractNumId w:val="7"/>
   </w:num>
-  <w:num w:numId="4" w16cid:durableId="697312545">
-    <w:abstractNumId w:val="8"/>
-  </w:num>
-  <w:num w:numId="5" w16cid:durableId="1324819969">
-    <w:abstractNumId w:val="3"/>
-  </w:num>
-  <w:num w:numId="6" w16cid:durableId="1851407083">
-    <w:abstractNumId w:val="6"/>
-  </w:num>
-  <w:num w:numId="7" w16cid:durableId="644627189">
-    <w:abstractNumId w:val="13"/>
-  </w:num>
-  <w:num w:numId="8" w16cid:durableId="1207987676">
+  <w:num w:numId="30" w16cid:durableId="1905096529">
     <w:abstractNumId w:val="14"/>
-  </w:num>
-  <w:num w:numId="9" w16cid:durableId="1792823880">
-    <w:abstractNumId w:val="15"/>
-  </w:num>
-  <w:num w:numId="10" w16cid:durableId="756949744">
-    <w:abstractNumId w:val="10"/>
-  </w:num>
-  <w:num w:numId="11" w16cid:durableId="1952130891">
-    <w:abstractNumId w:val="1"/>
-  </w:num>
-  <w:num w:numId="12" w16cid:durableId="697852979">
-    <w:abstractNumId w:val="2"/>
-  </w:num>
-  <w:num w:numId="13" w16cid:durableId="914971493">
-    <w:abstractNumId w:val="9"/>
-  </w:num>
-  <w:num w:numId="14" w16cid:durableId="1295060037">
-    <w:abstractNumId w:val="0"/>
-  </w:num>
-  <w:num w:numId="15" w16cid:durableId="1372075145">
-    <w:abstractNumId w:val="12"/>
-  </w:num>
-  <w:num w:numId="16" w16cid:durableId="756243081">
-    <w:abstractNumId w:val="5"/>
   </w:num>
 </w:numbering>
 </file>
